--- a/spa/docx/23.content.docx
+++ b/spa/docx/23.content.docx
@@ -4243,7 +4243,7 @@
         <w:rPr>
           <w:lang w:val="es_ES" w:bidi="es_ES"/>
         </w:rPr>
-        <w:t xml:space="preserve"> ¡Ay de Asiria, la vara de mi ira! El bastón que tiene en su mano es mi furor. La envío contra una nación impía; la lanzo contra el pueblo que provoca mi enojo para que lo saquee, lo despoje y lo pisotee como barro.</w:t>
+        <w:t xml:space="preserve"> Dice el Señor:—¡Ay de Asiria, la vara de mi ira! El bastón que tiene en su mano es mi furor. La envío contra una nación impía. La lanzo contra el pueblo que provoca mi enojo para que lo saquee, lo despoje y lo pisotee como barro.</w:t>
       </w:r>
     </w:p>
     <w:p>
@@ -4285,7 +4285,7 @@
         <w:rPr>
           <w:lang w:val="es_ES" w:bidi="es_ES"/>
         </w:rPr>
-        <w:t xml:space="preserve"> Dice: —Cada uno de mis comandantes es como un rey.</w:t>
+        <w:t xml:space="preserve"> Dice: "Cada uno de mis comandantes es como un rey.</w:t>
       </w:r>
     </w:p>
     <w:p>
@@ -4306,7 +4306,7 @@
         <w:rPr>
           <w:lang w:val="es_ES" w:bidi="es_ES"/>
         </w:rPr>
-        <w:t xml:space="preserve"> ¿Acaso no cayó Calnó como Carquemis? ¿No sucedió lo mismo con Jamat que con Arfad? ¿No fue Samaria como Damasco?</w:t>
+        <w:t xml:space="preserve"> ¿Acaso no destruí Calnó como destruí Carquemis? ¿Acaso no destruí Jamat como destruí Arfad, y Samaria como destruí Damasco?</w:t>
       </w:r>
     </w:p>
     <w:p>
@@ -4327,7 +4327,7 @@
         <w:rPr>
           <w:lang w:val="es_ES" w:bidi="es_ES"/>
         </w:rPr>
-        <w:t xml:space="preserve"> ¿Acaso no destruí Calnó como destruí Carquemis? ¿Acaso no destruí Jamat como destruí Arfad, y Samaria como destruí Damasco? Ya conquisté muchos reinos cuyos ídolos eran más numerosos que los de Jerusalén y Samaria.</w:t>
+        <w:t xml:space="preserve"> Ya conquisté muchos reinos cuyos ídolos eran más numerosos que los de Jerusalén y Samaria.</w:t>
       </w:r>
     </w:p>
     <w:p>
@@ -4348,7 +4348,7 @@
         <w:rPr>
           <w:lang w:val="es_ES" w:bidi="es_ES"/>
         </w:rPr>
-        <w:t xml:space="preserve"> ¿Acaso no haré con Jerusalén y sus ídolos lo mismo que hice con Samaria y sus dioses?</w:t>
+        <w:t xml:space="preserve"> ¿Acaso no haré con Jerusalén y sus ídolos lo mismo que hice con Samaria y sus dioses?".</w:t>
       </w:r>
     </w:p>
     <w:p>
@@ -4369,7 +4369,7 @@
         <w:rPr>
           <w:lang w:val="es_ES" w:bidi="es_ES"/>
         </w:rPr>
-        <w:t xml:space="preserve"> Cuando el Señor haya terminado de usar al rey de Asiria para cumplir sus propósitos en el monte Sion y en Jerusalén, entonces castigará al rey de Asiria por su orgullo arrogante y por su actitud altanera.</w:t>
+        <w:t xml:space="preserve"> Cuando el Señor haya terminado de usar al rey de Asiria para cumplir sus propósitos en el monte Sion y en Jerusalén, entonces lo castigará por su orgullo y por su actitud altanera.</w:t>
       </w:r>
     </w:p>
     <w:p>
@@ -4516,7 +4516,7 @@
         <w:rPr>
           <w:lang w:val="es_ES" w:bidi="es_ES"/>
         </w:rPr>
-        <w:t xml:space="preserve"> Del glorioso ejército de Asiria quedarán tan pocos árboles que hasta un niño podrá contarlos.</w:t>
+        <w:t xml:space="preserve"> Del glorioso bosque de Asiria quedarán tan pocos árboles que hasta un niño podrá contarlos.</w:t>
       </w:r>
     </w:p>
     <w:p>
@@ -4537,7 +4537,7 @@
         <w:rPr>
           <w:lang w:val="es_ES" w:bidi="es_ES"/>
         </w:rPr>
-        <w:t xml:space="preserve"> En ese día, el remanente de Israel y los sobrevivientes de la casa de Jacob ya no confiarán en quien los golpeó, sino que confiarán verdaderamente en el Señor, el Santo de Israel.</w:t>
+        <w:t xml:space="preserve"> En ese día, el remanente de Israel y los sobrevivientes de la casa de Jacob ya no confiarán en quien los golpeó. Confiarán verdaderamente en el Señor, el Santo de Israel.</w:t>
       </w:r>
     </w:p>
     <w:p>
@@ -4558,7 +4558,7 @@
         <w:rPr>
           <w:lang w:val="es_ES" w:bidi="es_ES"/>
         </w:rPr>
-        <w:t xml:space="preserve"> Un remanente de Israel retornará al Dios poderoso.</w:t>
+        <w:t xml:space="preserve"> Un remanente de Israel retornará al Dios Todopoderoso.</w:t>
       </w:r>
     </w:p>
     <w:p>
@@ -4726,7 +4726,7 @@
         <w:rPr>
           <w:lang w:val="es_ES" w:bidi="es_ES"/>
         </w:rPr>
-        <w:t xml:space="preserve"> ¡Grita con todas tus fuerzas, pueblo de Galín! Avisa a Lais, pobre Anatot, qué destino te espera.</w:t>
+        <w:t xml:space="preserve"> ¡Grita con todas tus fuerzas, pueblo de Galín! Avisa a Lais y pobre Anatot.</w:t>
       </w:r>
     </w:p>
     <w:p>
@@ -4868,7 +4868,7 @@
         <w:rPr>
           <w:lang w:val="es_ES" w:bidi="es_ES"/>
         </w:rPr>
-        <w:t xml:space="preserve"> El Espíritu del Señor reposará sobre él: espíritu de sabiduría y entendimiento, espíritu de consejo y poder, espíritu de conocimiento y temor del Señor.</w:t>
+        <w:t xml:space="preserve"> El Espíritu del Señor reposará sobre él. Es un espíritu de sabiduría y entendimiento, espíritu de consejo y poder, espíritu de conocimiento y temor del Señor.</w:t>
       </w:r>
     </w:p>
     <w:p>
@@ -5099,7 +5099,7 @@
         <w:rPr>
           <w:lang w:val="es_ES" w:bidi="es_ES"/>
         </w:rPr>
-        <w:t xml:space="preserve"> Entonces terminará la rivalidad entre Israel y Judá, y ya no pelearán entre ellos,</w:t>
+        <w:t xml:space="preserve"> Entonces terminará la rivalidad entre Israel y Judá. Ya no pelearán entre ellos,</w:t>
       </w:r>
     </w:p>
     <w:p>
@@ -5141,7 +5141,7 @@
         <w:rPr>
           <w:lang w:val="es_ES" w:bidi="es_ES"/>
         </w:rPr>
-        <w:t xml:space="preserve"> El Señor secará la lengua del mar de Egipto. Agitará su mano sobre el río Éufrates con su viento abrasador. Lo dividirá en 7 arroyos para que se pueda cruzar con sandalias.</w:t>
+        <w:t xml:space="preserve"> El Señor secará el canal de Egipto. Agitará su mano sobre el río Éufrates con su viento abrasador. Lo dividirá en 7 arroyos para que se pueda cruzar con sandalias.</w:t>
       </w:r>
     </w:p>
     <w:p>
@@ -5362,7 +5362,7 @@
         <w:rPr>
           <w:lang w:val="es_ES" w:bidi="es_ES"/>
         </w:rPr>
-        <w:t xml:space="preserve"> Levanten una bandera sobre una montaña desierta;griten a los soldados, háganles señas con la mano para que entren por las puertas de los nobles.</w:t>
+        <w:t xml:space="preserve"> Levanten una bandera sobre una montaña desierta. Griten a los soldados, háganles señas con la mano para que entren por las puertas de los nobles.</w:t>
       </w:r>
     </w:p>
     <w:p>
@@ -5446,7 +5446,7 @@
         <w:rPr>
           <w:lang w:val="es_ES" w:bidi="es_ES"/>
         </w:rPr>
-        <w:t xml:space="preserve"> Giman de terror, porque el día del Señor está cerca;vendrá como destrucción del Todopoderoso.</w:t>
+        <w:t xml:space="preserve"> Giman de terror, porque el día del Señor está cerca; vendrá como destrucción del Todopoderoso.</w:t>
       </w:r>
     </w:p>
     <w:p>
@@ -5467,7 +5467,7 @@
         <w:rPr>
           <w:lang w:val="es_ES" w:bidi="es_ES"/>
         </w:rPr>
-        <w:t xml:space="preserve"> Por eso, a todos se les paralizan los brazos;hasta los más valientes se llenan de miedo.</w:t>
+        <w:t xml:space="preserve"> Por eso, a todos se les paralizan los brazos; hasta los más valientes se llenan de miedo.</w:t>
       </w:r>
     </w:p>
     <w:p>
@@ -5530,7 +5530,7 @@
         <w:rPr>
           <w:lang w:val="es_ES" w:bidi="es_ES"/>
         </w:rPr>
-        <w:t xml:space="preserve"> Las estrellas del cielo no darán su luz, el sol se oscurecerá al salir y la luna no brillará.</w:t>
+        <w:t xml:space="preserve"> Las estrellas del cielo no darán su luz. El sol se oscurecerá al salir y la luna no brillará.</w:t>
       </w:r>
     </w:p>
     <w:p>
@@ -5572,7 +5572,7 @@
         <w:rPr>
           <w:lang w:val="es_ES" w:bidi="es_ES"/>
         </w:rPr>
-        <w:t xml:space="preserve"> Haré que la gente sea más escasa que el oro fino;los seres humanos serán más raros que el oro de Ofir.</w:t>
+        <w:t xml:space="preserve"> Haré que la gente sea más escasa que el oro fino; los seres humanos serán más raros que el oro de Ofir.</w:t>
       </w:r>
     </w:p>
     <w:p>
@@ -5861,7 +5861,7 @@
         <w:rPr>
           <w:lang w:val="es_ES" w:bidi="es_ES"/>
         </w:rPr>
-        <w:t xml:space="preserve"> Cuando el Señor les dé descanso del sufrimiento y el temor, de la esclavitud y las cadenas,</w:t>
+        <w:t xml:space="preserve"> El Señor les dará descanso del sufrimiento y el temor, de la esclavitud y las cadenas.</w:t>
       </w:r>
     </w:p>
     <w:p>
@@ -5882,7 +5882,7 @@
         <w:rPr>
           <w:lang w:val="es_ES" w:bidi="es_ES"/>
         </w:rPr>
-        <w:t xml:space="preserve"> ustedes se burlarán del rey de Babilonia y dirán:—¡Tirano cruel, por fin llegó tu día!</w:t>
+        <w:t xml:space="preserve"> Entonces ustedes se burlarán del rey de Babilonia y dirán:—¡Tirano cruel, por fin llegó tu día!</w:t>
       </w:r>
     </w:p>
     <w:p>
@@ -5945,7 +5945,7 @@
         <w:rPr>
           <w:lang w:val="es_ES" w:bidi="es_ES"/>
         </w:rPr>
-        <w:t xml:space="preserve"> Ahora toda la tierra descansa en paz y tranquilidad;la gente prorrumpe en cantos de alegría.</w:t>
+        <w:t xml:space="preserve"> Ahora toda la tierra descansa en paz y tranquilidad; la gente prorrumpe en cantos de alegría.</w:t>
       </w:r>
     </w:p>
     <w:p>
@@ -5966,7 +5966,7 @@
         <w:rPr>
           <w:lang w:val="es_ES" w:bidi="es_ES"/>
         </w:rPr>
-        <w:t xml:space="preserve"> Hasta los cipreses y los cedros del Líbano se alegran por tu caída y cantan: «Desde que caíste, nadie viene a talarnos».</w:t>
+        <w:t xml:space="preserve"> Hasta los cipreses y los cedros del Líbano se alegran por tu caída y cantan: "Desde que caíste, nadie viene a talarnos".</w:t>
       </w:r>
     </w:p>
     <w:p>
@@ -5987,7 +5987,7 @@
         <w:rPr>
           <w:lang w:val="es_ES" w:bidi="es_ES"/>
         </w:rPr>
-        <w:t xml:space="preserve"> El dominio de los muertos se agita para recibirte cuando llegas. Despiertan a los espíritus de los muertos para darte la bienvenida, a todos los que fueron líderes de la tierra. Levantan de sus tronos a todos los que fueron reyes de las naciones.</w:t>
+        <w:t xml:space="preserve"> »El dominio de los muertos se agita para recibirte cuando llegas. Se despiertan los espíritus de los muertos para darte la bienvenida, a todos los que fueron líderes de la tierra. Se levantan de sus tronos todos los que fueron reyes de las naciones.</w:t>
       </w:r>
     </w:p>
     <w:p>
@@ -6008,7 +6008,7 @@
         <w:rPr>
           <w:lang w:val="es_ES" w:bidi="es_ES"/>
         </w:rPr>
-        <w:t xml:space="preserve"> Todos ellos te dicen: «¡Ahora eres tan débil como nosotros!».</w:t>
+        <w:t xml:space="preserve"> Todos ellos te dicen: "¡Ahora eres tan débil como nosotros!".</w:t>
       </w:r>
     </w:p>
     <w:p>
@@ -6050,7 +6050,7 @@
         <w:rPr>
           <w:lang w:val="es_ES" w:bidi="es_ES"/>
         </w:rPr>
-        <w:t xml:space="preserve"> ¡Cómo caíste del cielo, lucero de la mañana, hijo de la aurora! ¡Cómo fuiste derribado a tierra, tú que derribabas a las naciones!</w:t>
+        <w:t xml:space="preserve"> »¡Cómo caíste del cielo, lucero de la mañana, hijo de la aurora! ¡Cómo fuiste derribado a tierra, tú que derribabas a las naciones!</w:t>
       </w:r>
     </w:p>
     <w:p>
@@ -6071,7 +6071,7 @@
         <w:rPr>
           <w:lang w:val="es_ES" w:bidi="es_ES"/>
         </w:rPr>
-        <w:t xml:space="preserve"> Porque dijiste en tu corazón: «Subiré al cielo y pondré mi trono por encima de las estrellas de Dios. Gobernaré desde el extremo norte, en el monte de la asamblea.</w:t>
+        <w:t xml:space="preserve"> Dijiste en tu corazón: "Subiré al cielo y pondré mi trono por encima de las estrellas de Dios. Gobernaré desde el extremo norte, en el monte de la asamblea.</w:t>
       </w:r>
     </w:p>
     <w:p>
@@ -6092,7 +6092,7 @@
         <w:rPr>
           <w:lang w:val="es_ES" w:bidi="es_ES"/>
         </w:rPr>
-        <w:t xml:space="preserve"> Subiré a las alturas de las nubes y seré como el Dios Altísimo».</w:t>
+        <w:t xml:space="preserve"> Subiré a las alturas de las nubes y seré como el Dios Altísimo".</w:t>
       </w:r>
     </w:p>
     <w:p>
@@ -6134,7 +6134,7 @@
         <w:rPr>
           <w:lang w:val="es_ES" w:bidi="es_ES"/>
         </w:rPr>
-        <w:t xml:space="preserve"> Los que te vean te mirarán fijamente y reflexionarán sobre ti: «¿Es este el hombre que hacía temblar la tierra y sacudía los reinos?</w:t>
+        <w:t xml:space="preserve"> »Los que te vean te mirarán fijamente y reflexionarán sobre ti: "¿Es este el que hacía temblar la tierra y sacudía los reinos?</w:t>
       </w:r>
     </w:p>
     <w:p>
@@ -6155,7 +6155,7 @@
         <w:rPr>
           <w:lang w:val="es_ES" w:bidi="es_ES"/>
         </w:rPr>
-        <w:t xml:space="preserve"> ¿Es este el que convertía el mundo en un desierto, destruía sus ciudades y nunca dejaba libres a sus prisioneros?».</w:t>
+        <w:t xml:space="preserve"> ¿Es este el que convertía el mundo en un desierto, destruía sus ciudades y nunca dejaba libres a sus prisioneros?".</w:t>
       </w:r>
     </w:p>
     <w:p>
@@ -6260,7 +6260,7 @@
         <w:rPr>
           <w:lang w:val="es_ES" w:bidi="es_ES"/>
         </w:rPr>
-        <w:t xml:space="preserve"> Yo mismo me levantaré contra ellos, declara el Señor Todopoderoso. Eliminaré de Babilonia su nombre y sus descendientes, sus hijos y sus nietos.</w:t>
+        <w:t xml:space="preserve"> —Yo mismo me levantaré contra ellos —declara el Señor Todopoderoso—. Eliminaré de Babilonia su nombre y sus descendientes, sus hijos y sus nietos.</w:t>
       </w:r>
     </w:p>
     <w:p>
@@ -6281,7 +6281,7 @@
         <w:rPr>
           <w:lang w:val="es_ES" w:bidi="es_ES"/>
         </w:rPr>
-        <w:t xml:space="preserve"> Convertiré a Babilonia en un lugar desolado, habitado solo por erizos y lleno de pantanos. La barreré con la escoba de la destrucción, declara el Señor Todopoderoso.</w:t>
+        <w:t xml:space="preserve"> Convertiré a Babilonia en un lugar desolado, habitado solo por erizos y lleno de pantanos. La barreré con la escoba de la destrucción.</w:t>
       </w:r>
     </w:p>
     <w:p>
@@ -6365,7 +6365,7 @@
         <w:rPr>
           <w:lang w:val="es_ES" w:bidi="es_ES"/>
         </w:rPr>
-        <w:t xml:space="preserve"> El Señor Todopoderoso ha hablado; ¿quién podrá cambiar sus planes? Cuando su mano se mueve, ¿quién puede detenerlo?</w:t>
+        <w:t xml:space="preserve"> El Señor Todopoderoso ha hablado. ¿Quién podrá cambiar sus planes? Cuando su mano se mueve, ¿quién puede detenerlo?</w:t>
       </w:r>
     </w:p>
     <w:p>
@@ -6507,7 +6507,7 @@
         <w:rPr>
           <w:lang w:val="es_ES" w:bidi="es_ES"/>
         </w:rPr>
-        <w:t xml:space="preserve"> Profecía acerca de Moab. En una sola noche Ar de Moab será destruida y reducida a ruinas. En una sola noche Quir de Moab será destruida y reducida a ruinas.</w:t>
+        <w:t xml:space="preserve"> Profecía acerca de Moab.En una sola noche Ar de Moab será destruida y reducida a ruinas. En una sola noche Quir de Moab será destruida y reducida a ruinas.</w:t>
       </w:r>
     </w:p>
     <w:p>
@@ -6549,7 +6549,7 @@
         <w:rPr>
           <w:lang w:val="es_ES" w:bidi="es_ES"/>
         </w:rPr>
-        <w:t xml:space="preserve"> Irán por las calles vestidos de luto, en los techos y en las plazas se oirá su llanto.</w:t>
+        <w:t xml:space="preserve"> Irán por las calles vestidos de luto. En los techos y en las plazas se oirá su llanto.</w:t>
       </w:r>
     </w:p>
     <w:p>
@@ -6633,7 +6633,7 @@
         <w:rPr>
           <w:lang w:val="es_ES" w:bidi="es_ES"/>
         </w:rPr>
-        <w:t xml:space="preserve"> Los desesperados fugitivos toman sus riquezas y huyen cruzando el arroyo de los Sauces.</w:t>
+        <w:t xml:space="preserve"> Los desesperados fugitivos toman sus riquezas y huyen cruzando el arroyo de los sauces.</w:t>
       </w:r>
     </w:p>
     <w:p>
@@ -6654,7 +6654,7 @@
         <w:rPr>
           <w:lang w:val="es_ES" w:bidi="es_ES"/>
         </w:rPr>
-        <w:t xml:space="preserve"> En todo el territorio de Moab, hasta Eglayin y hasta Ber Elín. se oyen lamentos.</w:t>
+        <w:t xml:space="preserve"> En todo el territorio de Moab, hasta Eglayin y hasta Ber Elín, se oyen lamentos.</w:t>
       </w:r>
     </w:p>
     <w:p>
@@ -6675,7 +6675,7 @@
         <w:rPr>
           <w:lang w:val="es_ES" w:bidi="es_ES"/>
         </w:rPr>
-        <w:t xml:space="preserve"> Las aguas de Dimón se volverán rojas de sangre, pero aún más plagas. Los sobrevivientes serán presa de leones, tanto los que huyan como los que se queden.</w:t>
+        <w:t xml:space="preserve"> Las aguas de Dimón se volverán rojas de sangre, pero habrá aún más plagas. Los sobrevivientes serán presa de leones, tanto los que huyan como los que se queden.</w:t>
       </w:r>
     </w:p>
     <w:p>
@@ -6754,7 +6754,7 @@
         <w:rPr>
           <w:lang w:val="es_ES" w:bidi="es_ES"/>
         </w:rPr>
-        <w:t xml:space="preserve"> Danos refugio, protégenos, no nos entregues a nuestros enemigos.</w:t>
+        <w:t xml:space="preserve"> Dicen:—Danos refugio, protégenos, no nos entregues a nuestros enemigos.</w:t>
       </w:r>
     </w:p>
     <w:p>
@@ -6775,7 +6775,7 @@
         <w:rPr>
           <w:lang w:val="es_ES" w:bidi="es_ES"/>
         </w:rPr>
-        <w:t xml:space="preserve"> Deja que los fugitivos de Moab encuentren en ti un refugio;, ocúltalos de nuestros enemigos. Una vez pasado el terror, Dios establecerá el trono de David para siempre, y en ese trono pondrá a un rey justo e íntegro.</w:t>
+        <w:t xml:space="preserve"> Deja que los fugitivos de Moab encontremos en ti un refugio. Ocúltanos de nuestros enemigos. Una vez pasado el terror, Dios establecerá el trono de David para siempre, y en ese trono pondrá a un rey justo e íntegro.</w:t>
       </w:r>
     </w:p>
     <w:p>
@@ -6901,7 +6901,7 @@
         <w:rPr>
           <w:lang w:val="es_ES" w:bidi="es_ES"/>
         </w:rPr>
-        <w:t xml:space="preserve"> Por eso mi corazón llora por Moab como una flauta;mi corazón llora como un arpa por los hombres de Quir Jaréset.</w:t>
+        <w:t xml:space="preserve"> Por eso mi corazón llora por Moab como una flauta;mi corazón llora como un arpa por los habitantes de Quir Jares.</w:t>
       </w:r>
     </w:p>
     <w:p>
@@ -6922,7 +6922,7 @@
         <w:rPr>
           <w:lang w:val="es_ES" w:bidi="es_ES"/>
         </w:rPr>
-        <w:t xml:space="preserve"> Moab clamará angustiado a sus ídolos en la cumbre de las colinas, pero será inútil. Orará a sus dioses en los templos de sus ídolos, pero nadie será en vano.</w:t>
+        <w:t xml:space="preserve"> Moab clamará angustiado a sus ídolos en la cumbre de las colinas, pero será inútil. Orará a sus dioses en los templos de sus ídolos, pero nadie contestará.</w:t>
       </w:r>
     </w:p>
     <w:p>
@@ -6980,7 +6980,7 @@
         <w:rPr>
           <w:lang w:val="es_ES" w:bidi="es_ES"/>
         </w:rPr>
-        <w:t xml:space="preserve"> Profecía sobre Damasco: ¡Miren! Damasco dejará de ser ciudad y se convertirá en un montón de ruinas.</w:t>
+        <w:t xml:space="preserve"> Profecía sobre Damasco. ¡Miren! Damasco dejará de ser ciudad y se convertirá en un montón de ruinas.</w:t>
       </w:r>
     </w:p>
     <w:p>
@@ -7022,7 +7022,7 @@
         <w:rPr>
           <w:lang w:val="es_ES" w:bidi="es_ES"/>
         </w:rPr>
-        <w:t xml:space="preserve"> La fuerza de Israel y el poder de Damasco se acabarán. El remanente de Aram será destruido, y correrá la misma suerte que la gloria de los israelitas, declara el Señor Todopoderoso.</w:t>
+        <w:t xml:space="preserve"> La fuerza de Israel y el poder de Damasco se acabarán. El remanente de Aram será destruido, y correrá la misma suerte que la gloria de los israelitas. Así lo declara el Señor Todopoderoso.</w:t>
       </w:r>
     </w:p>
     <w:p>
@@ -7085,7 +7085,7 @@
         <w:rPr>
           <w:lang w:val="es_ES" w:bidi="es_ES"/>
         </w:rPr>
-        <w:t xml:space="preserve"> Solo quedará un pequeño remanente, como cuando se sacuden los olivos después de la cosecha: dos o tres aceitunas en las ramas más altas, cuatro o cinco en las ramas más pequeñas. Esto es lo que declara el Señor, Dios de Israel.</w:t>
+        <w:t xml:space="preserve"> Solo quedará un pequeño remanente, como cuando se sacuden los olivos después de la cosecha. Habrá 2 o 3 aceitunas en las ramas más altas, 4 o 5 en las ramas más pequeñas. Esto es lo que declara el Señor, Dios de Israel.</w:t>
       </w:r>
     </w:p>
     <w:p>
@@ -7169,7 +7169,7 @@
         <w:rPr>
           <w:lang w:val="es_ES" w:bidi="es_ES"/>
         </w:rPr>
-        <w:t xml:space="preserve"> Porque olvidaron al Dios que los salva, la Roca que los protege. Por eso, aunque planten los mejores cultivos,</w:t>
+        <w:t xml:space="preserve"> Será así porque olvidaron al Dios que los salva, la Roca que los protege. Por eso, aunque planten los mejores cultivos,</w:t>
       </w:r>
     </w:p>
     <w:p>
@@ -7232,7 +7232,7 @@
         <w:rPr>
           <w:lang w:val="es_ES" w:bidi="es_ES"/>
         </w:rPr>
-        <w:t xml:space="preserve"> Pero aunque rujan como las olas encrespadas, Dios los hará callar y huirán. Serán arrastrados como paja al viento, como polvo en un torbellino.</w:t>
+        <w:t xml:space="preserve"> Pero aunque rujan como las olas encrespadas, Dios los hará callar, y huirán. Serán arrastrados como paja al viento, como polvo en un torbellino.</w:t>
       </w:r>
     </w:p>
     <w:p>
@@ -7353,7 +7353,7 @@
         <w:rPr>
           <w:lang w:val="es_ES" w:bidi="es_ES"/>
         </w:rPr>
-        <w:t xml:space="preserve"> Porque esto me dijo el Señor:«Observaré en silencio desde mi morada, tranquilo como el calor brillante del mediodía, como una nube de rocío en el calor de la cosecha».</w:t>
+        <w:t xml:space="preserve"> Esto me dijo el Señor:—Observaré en silencio desde mi morada, tranquilo como el calor brillante del mediodía, como una nube de rocío en el calor de la cosecha.</w:t>
       </w:r>
     </w:p>
     <w:p>
@@ -7416,7 +7416,7 @@
         <w:rPr>
           <w:lang w:val="es_ES" w:bidi="es_ES"/>
         </w:rPr>
-        <w:t xml:space="preserve"> Pero llegará el tiempo en que esa nación de gente alta y de piel brillante, ese pueblo temido por todos, esa nación poderosa y conquistadora, cuya tierra está dividida por ríos, traerá ofrendas al Señor Todopoderoso en Jerusalén, donde él ha puesto su nombre.</w:t>
+        <w:t xml:space="preserve"> Pero llegará otro momento para esa nación de gente alta y de piel brillante, ese pueblo temido por todos, esa nación poderosa y conquistadora, cuya tierra está dividida por ríos. Llegará el tiempo en que traerá ofrendas al Señor Todopoderoso en Jerusalén, donde él ha puesto su nombre.</w:t>
       </w:r>
     </w:p>
     <w:p>
@@ -7600,7 +7600,7 @@
         <w:rPr>
           <w:lang w:val="es_ES" w:bidi="es_ES"/>
         </w:rPr>
-        <w:t xml:space="preserve"> Los pescadores llorarán y se lamentarán; todos los que echan anzuelo en el río y los que lanzan redes en el agua se quedarán sin trabajo.</w:t>
+        <w:t xml:space="preserve"> Los pescadores llorarán y se lamentarán. Todos los que echan anzuelo en el río y los que lanzan redes en el agua se quedarán sin trabajo.</w:t>
       </w:r>
     </w:p>
     <w:p>
@@ -7915,7 +7915,7 @@
         <w:rPr>
           <w:lang w:val="es_ES" w:bidi="es_ES"/>
         </w:rPr>
-        <w:t xml:space="preserve"> Ese día, Egipto y Asiria estarán unidos por un camino . Los egipcios y los asirios viajarán libremente entre uno y otro país, y adorarán al mismo Dios.</w:t>
+        <w:t xml:space="preserve"> Ese día, Egipto y Asiria estarán unidos por un camino. Los egipcios y los asirios viajarán libremente entre uno y otro país, y adorarán al mismo Dios.</w:t>
       </w:r>
     </w:p>
     <w:p>
@@ -7957,7 +7957,7 @@
         <w:rPr>
           <w:lang w:val="es_ES" w:bidi="es_ES"/>
         </w:rPr>
-        <w:t xml:space="preserve"> El Señor Todopoderoso los bendecirá diciendo: «Bendito sea Egipto, mi pueblo; bendita sea Asiria, obra de mis manos; bendito sea Israel, mi heredad».</w:t>
+        <w:t xml:space="preserve"> El Señor Todopoderoso los bendecirá diciendo: —Bendito sea Egipto, mi pueblo; bendita sea Asiria, obra de mis manos; bendito sea Israel, mi heredad.</w:t>
       </w:r>
     </w:p>
     <w:p>
@@ -8057,7 +8057,7 @@
         <w:rPr>
           <w:lang w:val="es_ES" w:bidi="es_ES"/>
         </w:rPr>
-        <w:t xml:space="preserve"> Así, el rey de Asiria se llevará cautivos a los egipcios y cusitas. Los obligará a andar desnudos y descalzos, tanto a jóvenes como a ancianos, con las nalgas desnudas para vergüenza de Egipto.</w:t>
+        <w:t xml:space="preserve"> El rey de Asiria se llevará cautivos a los egipcios y cusitas desnudos y descalzos. Así los obligará a andar, tanto a jóvenes como a ancianos, con las nalgas desnudas para vergüenza de Egipto.</w:t>
       </w:r>
     </w:p>
     <w:p>
@@ -8078,7 +8078,7 @@
         <w:rPr>
           <w:lang w:val="es_ES" w:bidi="es_ES"/>
         </w:rPr>
-        <w:t xml:space="preserve"> Entonces los habitantes de esta costa dirán: «Si esto le pasó a quienes confiábamos, a los que acudimos en busca de ayuda para librarnos del rey de Asiria, ¿cómo escaparemos nosotros?».</w:t>
+        <w:t xml:space="preserve"> Entonces los habitantes de esta costa dirán: "Esto les pasó a los en quienes confiábamos, a los que acudimos en busca de ayuda para librarnos del rey de Asiria. Entonces, ¿cómo escaparemos nosotros?».</w:t>
       </w:r>
     </w:p>
     <w:p>
@@ -8115,7 +8115,7 @@
         <w:rPr>
           <w:lang w:val="es_ES" w:bidi="es_ES"/>
         </w:rPr>
-        <w:t xml:space="preserve"> Profecía sobre el desierto junto al mar:Desde el desierto viene un desastre contra ustedes, como los torbellinos arrasadores del sur.</w:t>
+        <w:t xml:space="preserve"> Profecía sobre el desierto junto al mar.Desde el desierto viene un desastre contra ustedes, como los torbellinos arrasadores del sur.</w:t>
       </w:r>
     </w:p>
     <w:p>
@@ -8136,7 +8136,7 @@
         <w:rPr>
           <w:lang w:val="es_ES" w:bidi="es_ES"/>
         </w:rPr>
-        <w:t xml:space="preserve"> Veo una visión espantosa: Los veo saqueados y traicionados. Elamitas y medos atacan y asedianen. Babilonia caerá, y entonces llegará a su fin el gemido de sus víctimas.</w:t>
+        <w:t xml:space="preserve"> Veo una visión espantosa. Los veo saqueados y traicionados. Elamitas y medos atacan y asedian. Babilonia caerá, y entonces llegará a su fin el gemido de sus víctimas.</w:t>
       </w:r>
     </w:p>
     <w:p>
@@ -8157,7 +8157,7 @@
         <w:rPr>
           <w:lang w:val="es_ES" w:bidi="es_ES"/>
         </w:rPr>
-        <w:t xml:space="preserve"> Me estremezco de dolor, siento agudas punzadas de horror, como de mujer que está de parto. Me desmayo al oír lo que Dios planea, estoy horrorizado, me aturde la angustia.</w:t>
+        <w:t xml:space="preserve"> Me estremezco de dolor. Siento agudas punzadas de horror, como de mujer que está de parto. Me desmayo al oír lo que Dios planea. Estoy horrorizado, y me aturde la angustia.</w:t>
       </w:r>
     </w:p>
     <w:p>
@@ -8220,7 +8220,7 @@
         <w:rPr>
           <w:lang w:val="es_ES" w:bidi="es_ES"/>
         </w:rPr>
-        <w:t xml:space="preserve"> Mientras tanto, en mi visión el Señor me había dicho:—Coloca un vigía sobre la muralla de la ciudad para que grite lo que vea. Cuando vea grupos de jinetes cabalgando en caballos, burros y camellos,que preste atención.</w:t>
+        <w:t xml:space="preserve"> Mientras tanto, en mi visión el Señor me había dicho:—Coloca un vigía sobre la muralla de la ciudad para que grite lo que vea. Cuando vea grupos de jinetes cabalgando en caballos, burros y camellos, que preste atención.</w:t>
       </w:r>
     </w:p>
     <w:p>
@@ -8241,7 +8241,7 @@
         <w:rPr>
           <w:lang w:val="es_ES" w:bidi="es_ES"/>
         </w:rPr>
-        <w:t xml:space="preserve"> El vigía gritó:—Señor, día y noche he estado aquí en mi puesto. ¡Mira! ¡Allá vienen grupos de jinetes! Escucha lo que dicen: «¡Cayó, cayó Babilonia! Todos sus ídolos yacen despedazados en el suelo».</w:t>
+        <w:t xml:space="preserve"> El vigía gritó:—Señor, día y noche he estado aquí en mi puesto. ¡Mira! ¡Allá vienen grupos de jinetes! Escucha lo que dicen: "¡Cayó, cayó Babilonia! Todos sus ídolos yacen despedazados en el suelo".</w:t>
       </w:r>
     </w:p>
     <w:p>
@@ -8283,7 +8283,7 @@
         <w:rPr>
           <w:lang w:val="es_ES" w:bidi="es_ES"/>
         </w:rPr>
-        <w:t xml:space="preserve"> Profecía acerca de Edom. Alguien me llama desde Seir—Vigía, ¿qué hay de la noche? Vigía, ¿cuánto queda de la noche?</w:t>
+        <w:t xml:space="preserve"> Profecía acerca de Edom.Alguien me llama desde Seír:—Vigía, ¿qué hay de la noche? Vigía, ¿cuánto queda de la noche?</w:t>
       </w:r>
     </w:p>
     <w:p>
@@ -8325,7 +8325,7 @@
         <w:rPr>
           <w:lang w:val="es_ES" w:bidi="es_ES"/>
         </w:rPr>
-        <w:t xml:space="preserve"> Profecía sobre Arabia:¡Oh caravanas de Dedán, acampadas en los desiertos de Arabia!</w:t>
+        <w:t xml:space="preserve"> Profecía sobre Arabia.¡Oh caravanas de Dedán, acampadas en los desiertos de Arabia!</w:t>
       </w:r>
     </w:p>
     <w:p>
@@ -8346,7 +8346,7 @@
         <w:rPr>
           <w:lang w:val="es_ES" w:bidi="es_ES"/>
         </w:rPr>
-        <w:t xml:space="preserve"> Pueblo de Temá, lleven agua a los sedientos;salgan al encuentro de los fugitivos con comida.</w:t>
+        <w:t xml:space="preserve"> Pueblo de Temá, lleven agua a los sedientos; salgan al encuentro de los fugitivos con comida.</w:t>
       </w:r>
     </w:p>
     <w:p>
@@ -8388,7 +8388,7 @@
         <w:rPr>
           <w:lang w:val="es_ES" w:bidi="es_ES"/>
         </w:rPr>
-        <w:t xml:space="preserve"> Pero dentro de un año, dice el Señor, toda la gloria de Cedar terminará.</w:t>
+        <w:t xml:space="preserve"> Pero dentro de un año toda la gloria de Cedar terminará. Lo dice el Señor.</w:t>
       </w:r>
     </w:p>
     <w:p>
@@ -8446,7 +8446,7 @@
         <w:rPr>
           <w:lang w:val="es_ES" w:bidi="es_ES"/>
         </w:rPr>
-        <w:t xml:space="preserve"> Profecía sobre el valle de la Visión:¿Qué pasa? ¿Por qué todos han subido a las azoteas?</w:t>
+        <w:t xml:space="preserve"> Profecía sobre el valle de la visión:¿Qué pasa? ¿Por qué todos han subido a las azoteas?</w:t>
       </w:r>
     </w:p>
     <w:p>
@@ -8572,7 +8572,7 @@
         <w:rPr>
           <w:lang w:val="es_ES" w:bidi="es_ES"/>
         </w:rPr>
-        <w:t xml:space="preserve"> Dios ha quitado su protección. Corren al arsenal del Palacio del Bosque.</w:t>
+        <w:t xml:space="preserve"> Dios ha quitado su protección a Judá. Corren al arsenal del palacio «Bosque del Líbano».</w:t>
       </w:r>
     </w:p>
     <w:p>
@@ -8593,7 +8593,7 @@
         <w:rPr>
           <w:lang w:val="es_ES" w:bidi="es_ES"/>
         </w:rPr>
-        <w:t xml:space="preserve"> Inspeccionan las murallas de Jerusalén detectar las brechas. Cuentan las casas y derriban algunas para conseguir piedras con que repararlas. Construyen un depósito entre las dos murallas para almacenar agua del estanque antiguo. Pero no miran hacia el que hizo todo esto; no toman en cuenta al que lo planeó hace mucho tiempo.</w:t>
+        <w:t xml:space="preserve"> Inspeccionan las murallas de Jerusalén para detectar las brechas. Cuentan las casas y derriban algunas para conseguir piedras con que reparar las brechas. Construyen un depósito entre las 2 murallas para almacenar agua del estanque antiguo. Pero no miran hacia el que hizo todo esto; no toman en cuenta al que lo planeó hace mucho tiempo.</w:t>
       </w:r>
     </w:p>
     <w:p>
@@ -8635,7 +8635,7 @@
         <w:rPr>
           <w:lang w:val="es_ES" w:bidi="es_ES"/>
         </w:rPr>
-        <w:t xml:space="preserve"> Pero en vez de eso, hay alegría y celebración. Matan reses y ovejas, comen carne y beben vino. Dicen: «Comamos y bebamos, que mañana moriremos».</w:t>
+        <w:t xml:space="preserve"> Pero en vez de eso, hay alegría y celebración. Matan reses y ovejas, comen carne y beben vino. Dicen:—Comamos y bebamos, que mañana moriremos.</w:t>
       </w:r>
     </w:p>
     <w:p>
@@ -8677,7 +8677,7 @@
         <w:rPr>
           <w:lang w:val="es_ES" w:bidi="es_ES"/>
         </w:rPr>
-        <w:t xml:space="preserve"> El Señor Todopoderoso me ha dicho:—Ve y dile a Sebna, el administrador del palacio: «¿Quién te dio permiso para hacerte un sepulcro en lo alto de la roca?</w:t>
+        <w:t xml:space="preserve"> El Señor Todopoderoso me ha mandado ir y decirle a Sebna, el administrador del palacio:—¿Quién te dio permiso para hacerte un sepulcro en lo alto de la roca?</w:t>
       </w:r>
     </w:p>
     <w:p>
@@ -8740,7 +8740,7 @@
         <w:rPr>
           <w:lang w:val="es_ES" w:bidi="es_ES"/>
         </w:rPr>
-        <w:t xml:space="preserve"> Te expulsaré de tu cargo, dice el Señor, y te quitaré de tu alta posición.</w:t>
+        <w:t xml:space="preserve"> Te expulsaré de tu cargo y te quitaré de tu alta posición.</w:t>
       </w:r>
     </w:p>
     <w:p>
@@ -8845,7 +8845,7 @@
         <w:rPr>
           <w:lang w:val="es_ES" w:bidi="es_ES"/>
         </w:rPr>
-        <w:t xml:space="preserve"> En aquel día, esa estaca que parecía estar tan firme en la pared será arrancada por el Señor. Saldrá y caerá al suelo. Todo lo que colgaba de ella caerá también. El Señor lo ha dicho.</w:t>
+        <w:t xml:space="preserve"> En aquel día, esa estaca que parecía estar tan firme en la pared será arrancada por el Señor. Saldrá y caerá al suelo. Todo lo que colgaba de ella caerá también.El Señor lo ha dicho.</w:t>
       </w:r>
     </w:p>
     <w:p>
@@ -8882,7 +8882,7 @@
         <w:rPr>
           <w:lang w:val="es_ES" w:bidi="es_ES"/>
         </w:rPr>
-        <w:t xml:space="preserve"> Profecía sobre Tiro:¡Giman, naves de Tarsis, porque su puerto ha sido destruido! La noticia que escucharon en Chipre eran verdad.</w:t>
+        <w:t xml:space="preserve"> Profecía sobre Tiro.¡Giman, naves de Tarsis, porque su puerto ha sido destruido! La noticia que escucharon en Chipre era verdad.</w:t>
       </w:r>
     </w:p>
     <w:p>
@@ -9071,7 +9071,7 @@
         <w:rPr>
           <w:lang w:val="es_ES" w:bidi="es_ES"/>
         </w:rPr>
-        <w:t xml:space="preserve"> El Señor extiende su mano sobre el mar y hace temblar los reinos. Ha dado órdenes contra Canaá npara destruir sus fortalezas.</w:t>
+        <w:t xml:space="preserve"> El Señor extiende su mano sobre el mar y hace temblar los reinos. Ha dado órdenes contra Canaán para destruir sus fortalezas.</w:t>
       </w:r>
     </w:p>
     <w:p>
@@ -9691,7 +9691,7 @@
         <w:rPr>
           <w:lang w:val="es_ES" w:bidi="es_ES"/>
         </w:rPr>
-        <w:t xml:space="preserve"> Oh Señor, honraré y alabaré tu nombre, porque tú eres mi Dios; has hecho maravillas, has cumplido tus planes antiguos con total fidelidad.</w:t>
+        <w:t xml:space="preserve"> Oh Señor, honraré y alabaré tu nombre, porque tú eres mi Dios. Has hecho maravillas; has cumplido tus planes antiguos con total fidelidad.</w:t>
       </w:r>
     </w:p>
     <w:p>
@@ -10190,7 +10190,7 @@
         <w:rPr>
           <w:lang w:val="es_ES" w:bidi="es_ES"/>
         </w:rPr>
-        <w:t xml:space="preserve"> Señor, danos paz; todo lo que hemos logrado, tú lo has hecho por nosotros.</w:t>
+        <w:t xml:space="preserve"> Señor, danos paz;todo lo que hemos logrado, tú lo has hecho por nosotros.</w:t>
       </w:r>
     </w:p>
     <w:p>
@@ -10211,7 +10211,7 @@
         <w:rPr>
           <w:lang w:val="es_ES" w:bidi="es_ES"/>
         </w:rPr>
-        <w:t xml:space="preserve"> Oh Señor, Dios nuestro, otros señores aparte de ti nos han dominado, pero solo a ti honramos y proclamamos tu nombre.</w:t>
+        <w:t xml:space="preserve"> Oh Señor, Dios nuestro,otros señores aparte de ti nos han dominado, pero solo a ti honramos y proclamamos tu nombre.</w:t>
       </w:r>
     </w:p>
     <w:p>
@@ -10337,7 +10337,7 @@
         <w:rPr>
           <w:lang w:val="es_ES" w:bidi="es_ES"/>
         </w:rPr>
-        <w:t xml:space="preserve"> Pero tus muertos vivirán, Señor; sus cuerpos resucitarán.¡Despierten y canten de alegría, habitantes del polvo! Porque tu rocío es rocío de luz, y la tierra dará a luz a sus muertos.</w:t>
+        <w:t xml:space="preserve"> Pero tus muertos vivirán, Señor; sus cuerpos resucitarán.¡Despierten y canten de alegría, habitantes del polvo! Tu rocío es rocío de luz, y la tierra dará a luz a sus muertos.</w:t>
       </w:r>
     </w:p>
     <w:p>
@@ -10416,7 +10416,7 @@
         <w:rPr>
           <w:lang w:val="es_ES" w:bidi="es_ES"/>
         </w:rPr>
-        <w:t xml:space="preserve"> En aquel día el Señor castigará con su espada grande y poderosa al Leviatán, la serpiente veloz, al Leviatán, la serpiente tortuosa. Matará al monstruo del mar.</w:t>
+        <w:t xml:space="preserve"> En aquel día el Señor castigará con su espada grande y poderosa al Leviatán,1 la serpiente veloz, al Leviatán, la serpiente tortuosa. Matará al monstruo del mar.</w:t>
       </w:r>
     </w:p>
     <w:p>
@@ -10458,7 +10458,7 @@
         <w:rPr>
           <w:lang w:val="es_ES" w:bidi="es_ES"/>
         </w:rPr>
-        <w:t xml:space="preserve"> «Israel es mi viña. Yo, el Señor, la cuido.La riego constantemente.La vigilo día y noche para que nadie le haga daño.</w:t>
+        <w:t xml:space="preserve"> Israel es mi viña. Yo, el Señor, la cuido.La riego constantemente.La vigilo día y noche para que nadie le haga daño.</w:t>
       </w:r>
     </w:p>
     <w:p>
@@ -10479,7 +10479,7 @@
         <w:rPr>
           <w:lang w:val="es_ES" w:bidi="es_ES"/>
         </w:rPr>
-        <w:t xml:space="preserve"> Ya no estoy enojado con Israel.Si encuentro en ella espinos y zarzas, los atacaré y los quemaré por completo.A menos que busquen mi protección y hagan las paces conmigo.Sí, que hagan las paces conmigo.</w:t>
+        <w:t xml:space="preserve"> Ya no estoy enojado con Israel.Si encuentro en ella espinos y zarzas, los atacaré y los quemaré por completo,a menos que busquen mi protección y hagan las paces conmigo.Sí, que hagan las paces conmigo.</w:t>
       </w:r>
     </w:p>
     <w:p>
@@ -10626,7 +10626,7 @@
         <w:rPr>
           <w:lang w:val="es_ES" w:bidi="es_ES"/>
         </w:rPr>
-        <w:t xml:space="preserve"> En ese día sonará la gran trompeta, y los que estaban a punto de morir en Asiria y los que fueron desterrados a Egipto volverán a Jerusalén para adorar al Señor en su monte santo.</w:t>
+        <w:t xml:space="preserve"> En ese día sonará la gran trompeta. Los que estaban a punto de morir en Asiria y los que fueron desterrados a Egipto volverán a Jerusalén para adorar al Señor en su monte santo.</w:t>
       </w:r>
     </w:p>
     <w:p>
@@ -10684,7 +10684,7 @@
         <w:rPr>
           <w:lang w:val="es_ES" w:bidi="es_ES"/>
         </w:rPr>
-        <w:t xml:space="preserve"> El Señor enviará contra ellos a alguien poderoso y fuerte. Vendrá como una tormenta de granizo y un viento destructor, como una inundación de aguas torrenciales, y los derribará a tierra con violencia.</w:t>
+        <w:t xml:space="preserve"> El Señor enviará contra ellos a alguien poderoso y fuerte. Vendrá como una tormenta de granizo y un viento destructor, como una inundación de aguas torrenciales. Los derribará a tierra con violencia.</w:t>
       </w:r>
     </w:p>
     <w:p>
@@ -10852,7 +10852,7 @@
         <w:rPr>
           <w:lang w:val="es_ES" w:bidi="es_ES"/>
         </w:rPr>
-        <w:t xml:space="preserve"> Nos repite las cosas una y otra vez, palabra por palabra, un poquito aquí, un poquito allá».</w:t>
+        <w:t xml:space="preserve"> Nos repite las cosas una y otra vez, palabra por palabra, un poquito aquí, un poquito allá.</w:t>
       </w:r>
     </w:p>
     <w:p>
@@ -10936,7 +10936,7 @@
         <w:rPr>
           <w:lang w:val="es_ES" w:bidi="es_ES"/>
         </w:rPr>
-        <w:t xml:space="preserve"> Por tanto, escuchen la palabra del Señor, gobernantes burlones de Jerusalén:</w:t>
+        <w:t xml:space="preserve"> Por tanto, escuchen la palabra del Señor, gobernantes burlones de Jerusalén.</w:t>
       </w:r>
     </w:p>
     <w:p>
@@ -10957,7 +10957,7 @@
         <w:rPr>
           <w:lang w:val="es_ES" w:bidi="es_ES"/>
         </w:rPr>
-        <w:t xml:space="preserve"> Ustedes dicen: «Hemos hecho un pacto con la muerte; hemos firmado un acuerdo con el dominio de los muertos. Cuando venga el azote abrumador, no nos alcanzará, porque hemos hecho de la mentira nuestro refugio y en el engaño nos hemos escondido».</w:t>
+        <w:t xml:space="preserve"> Ustedes dicen:—Hemos hecho un pacto con la muerte; hemos firmado un acuerdo con el dominio de los muertos. Cuando venga el azote abrumador, no nos alcanzará, porque hemos hecho de la mentira nuestro refugio y en el engaño nos hemos escondido.</w:t>
       </w:r>
     </w:p>
     <w:p>
@@ -11083,7 +11083,7 @@
         <w:rPr>
           <w:lang w:val="es_ES" w:bidi="es_ES"/>
         </w:rPr>
-        <w:t xml:space="preserve"> El Señor se levantará como en el monte Perasín y como en el valle de Gabaón se enfurecerá para hacer su obra, su extraña obra, y para realizar su tarea, su insólita tarea.</w:t>
+        <w:t xml:space="preserve"> El Señor se levantará como en el monte Perasín. Como en el valle de Gabaón se enfurecerá para hacer su obra, su extraña obra, y para realizar su tarea, su insólita tarea.</w:t>
       </w:r>
     </w:p>
     <w:p>
@@ -11125,7 +11125,7 @@
         <w:rPr>
           <w:lang w:val="es_ES" w:bidi="es_ES"/>
         </w:rPr>
-        <w:t xml:space="preserve"> Escuchen, presten atención a lo que digo:¿Acaso el agricultor ara todo el tiempo para sembrar? ¿Acaso rompe y rastrilla el suelo sin parar?</w:t>
+        <w:t xml:space="preserve"> Escuchen, presten atención a lo que digo. ¿Acaso el agricultor ara todo el tiempo para sembrar? ¿Acaso rompe y rastrilla el suelo sin parar?</w:t>
       </w:r>
     </w:p>
     <w:p>
@@ -11456,7 +11456,7 @@
         <w:rPr>
           <w:lang w:val="es_ES" w:bidi="es_ES"/>
         </w:rPr>
-        <w:t xml:space="preserve"> El Señor ha derramado sobre ustedes un espíritu de sueño profundo. Ha cerrado los ojos de sus profetas y videntes</w:t>
+        <w:t xml:space="preserve"> El Señor ha derramado sobre ustedes un espíritu de sueño profundo. Ha cerrado los ojos de sus profetas y videntes.</w:t>
       </w:r>
     </w:p>
     <w:p>
@@ -11477,7 +11477,7 @@
         <w:rPr>
           <w:lang w:val="es_ES" w:bidi="es_ES"/>
         </w:rPr>
-        <w:t xml:space="preserve"> Toda esta visión es para ustedes como las palabras de un libro sellado. Si se lo entregan a alguien que sabe leer y le dicen:—Lee esto, por favor.Él responderá:—No puedo, está sellado.</w:t>
+        <w:t xml:space="preserve"> Toda esta visión es para ustedes como las palabras de un libro sellado. Se lo entregan a alguien que sabe leer y le dicen:—Lee esto, por favor.Él responde:—No puedo, está sellado.</w:t>
       </w:r>
     </w:p>
     <w:p>
@@ -11561,7 +11561,7 @@
         <w:rPr>
           <w:lang w:val="es_ES" w:bidi="es_ES"/>
         </w:rPr>
-        <w:t xml:space="preserve"> ¡Ay de los que se esconden del Señor para ocultar sus planes, de los que hacen sus obras en la oscuridad y dicen: «¿Quién nos ve? ¿Quién nos conoce?».</w:t>
+        <w:t xml:space="preserve"> ¡Ay de los que se esconden del Señor para ocultar sus planes, de los que hacen sus obras en la oscuridad y dicen:—¿Quién nos ve? ¿Quién nos conoce?</w:t>
       </w:r>
     </w:p>
     <w:p>
@@ -11666,7 +11666,7 @@
         <w:rPr>
           <w:lang w:val="es_ES" w:bidi="es_ES"/>
         </w:rPr>
-        <w:t xml:space="preserve"> Los opresores desaparecerán, los burladores ya no existirán y todos los que traman el mal serán eliminados:</w:t>
+        <w:t xml:space="preserve"> Los opresores desaparecerán y los burladores ya no existirán. Todos los que traman el mal serán eliminados:</w:t>
       </w:r>
     </w:p>
     <w:p>
@@ -11787,7 +11787,7 @@
         <w:rPr>
           <w:lang w:val="es_ES" w:bidi="es_ES"/>
         </w:rPr>
-        <w:t xml:space="preserve"> El Señor dice:¡Ay de los hijos rebeldes! Hacen planes que no provienen de mí; forjan alianzas sin mi Espíritu, amontonando pecado sobre pecado.</w:t>
+        <w:t xml:space="preserve"> El Señor dice:—¡Ay de los hijos rebeldes! Hacen planes que no provienen de mí; forjan alianzas sin mi Espíritu, amontonando pecado sobre pecado.</w:t>
       </w:r>
     </w:p>
     <w:p>
@@ -11892,7 +11892,7 @@
         <w:rPr>
           <w:lang w:val="es_ES" w:bidi="es_ES"/>
         </w:rPr>
-        <w:t xml:space="preserve"> Profecía sobre los animales del Néguev:Avanzan por el desierto peligroso del sur, la tierra de leones y leonas, de víboras y serpientes venenosas. Llevan sus riquezas en lomos de burros y sus tesoros en jorobas de camellos, a un pueblo que no les servirá de nada.</w:t>
+        <w:t xml:space="preserve"> Profecía sobre los animales del Néguev.Avanzan por el desierto peligroso del sur, la tierra de leones y leonas, de víboras y serpientes venenosas. Llevan sus riquezas en lomos de burros y sus tesoros en jorobas de camellos. Las llevan a un pueblo que no les servirá de nada.</w:t>
       </w:r>
     </w:p>
     <w:p>
@@ -11913,7 +11913,7 @@
         <w:rPr>
           <w:lang w:val="es_ES" w:bidi="es_ES"/>
         </w:rPr>
-        <w:t xml:space="preserve"> Las promesas de Egipto no valen nada. Por eso lo llamo «Rahab, la inútil».</w:t>
+        <w:t xml:space="preserve"> Las promesas de Egipto no valen nada. Por eso lo llamo «Rahab,1 la inútil».</w:t>
       </w:r>
     </w:p>
     <w:p>
@@ -11934,7 +11934,7 @@
         <w:rPr>
           <w:lang w:val="es_ES" w:bidi="es_ES"/>
         </w:rPr>
-        <w:t xml:space="preserve"> Ve ahora y escribe esto en una tablilla, regístralo en un rollo, para que permanezca como testimonio eterno hasta el fin de los tiempos.</w:t>
+        <w:t xml:space="preserve"> Ve ahora y escribe esto en una tablilla. Regístralo en un rollo, para que permanezca como testimonio eterno hasta el fin de los tiempos.</w:t>
       </w:r>
     </w:p>
     <w:p>
@@ -11955,7 +11955,7 @@
         <w:rPr>
           <w:lang w:val="es_ES" w:bidi="es_ES"/>
         </w:rPr>
-        <w:t xml:space="preserve"> Son un pueblo rebelde y terco. No quieren escuchar la Ley del Señor.</w:t>
+        <w:t xml:space="preserve"> Son un pueblo rebelde y terco. No quieren escuchar la ley del Señor.</w:t>
       </w:r>
     </w:p>
     <w:p>
@@ -11997,7 +11997,7 @@
         <w:rPr>
           <w:lang w:val="es_ES" w:bidi="es_ES"/>
         </w:rPr>
-        <w:t xml:space="preserve"> Por eso, así dice el Santo de Israel:—Ya que desprecian lo que digo y confían en la opresión y en el engaño, y se apoyan en ellos,</w:t>
+        <w:t xml:space="preserve"> Por eso, así dice el Santo de Israel:—Desprecian lo que digo y confían en la opresión y en el engaño, y se apoyan en ellos.</w:t>
       </w:r>
     </w:p>
     <w:p>
@@ -12018,7 +12018,7 @@
         <w:rPr>
           <w:lang w:val="es_ES" w:bidi="es_ES"/>
         </w:rPr>
-        <w:t xml:space="preserve"> caerá sobre ustedes un castigo repentino, como un muro alto y agrietado que de pronto se desploma.</w:t>
+        <w:t xml:space="preserve"> Por eso, caerá sobre ustedes un castigo repentino, como un muro alto y agrietado que de pronto se desploma.</w:t>
       </w:r>
     </w:p>
     <w:p>
@@ -12060,7 +12060,7 @@
         <w:rPr>
           <w:lang w:val="es_ES" w:bidi="es_ES"/>
         </w:rPr>
-        <w:t xml:space="preserve"> Porque el Señor Dios, el Santo de Israel, dice:—En el arrepentimiento y en el descanso está su salvación; en la calma y en la confianza está su fuerza.Pero ustedes no quisieron.</w:t>
+        <w:t xml:space="preserve"> El Señor Dios, el Santo de Israel, dice:—En el arrepentimiento y en el descanso está su salvación; en la calma y en la confianza está su fuerza.Pero ustedes no quisieron.</w:t>
       </w:r>
     </w:p>
     <w:p>
@@ -12102,7 +12102,7 @@
         <w:rPr>
           <w:lang w:val="es_ES" w:bidi="es_ES"/>
         </w:rPr>
-        <w:t xml:space="preserve"> Uno solo de ellos perseguirá a mil de ustedes; cinco de ellos bastarán para dispersarlos hasta que no queden ni dos juntos. Quedarán como árboles solitarios en las cumbres de montañas lejanas.</w:t>
+        <w:t xml:space="preserve"> De ellos 1 solo perseguirá a 1.000 de ustedes; 5 de ellos bastarán para dispersarlos hasta que no queden ni 2 juntos. Quedarán como árboles solitarios en las cumbres de montañas lejanas.</w:t>
       </w:r>
     </w:p>
     <w:p>
@@ -12123,7 +12123,7 @@
         <w:rPr>
           <w:lang w:val="es_ES" w:bidi="es_ES"/>
         </w:rPr>
-        <w:t xml:space="preserve"> Sin embargo, el Señor espera para mostrarles su favor; se levantará para tener compasión de ustedes. Porque el Señor es un Dios de justicia. Felices todos los que esperan en él.</w:t>
+        <w:t xml:space="preserve"> Sin embargo, el Señor espera para mostrarles su favor; se levantará para tener compasión de ustedes. El Señor es un Dios de justicia. Felices están todos los que esperan en él.</w:t>
       </w:r>
     </w:p>
     <w:p>
@@ -12186,7 +12186,7 @@
         <w:rPr>
           <w:lang w:val="es_ES" w:bidi="es_ES"/>
         </w:rPr>
-        <w:t xml:space="preserve"> Cuando se desvíen a la derecha o a la izquierda, escucharán detrás de ustedes una voz que dirá: «Este es el camino; caminen por él».</w:t>
+        <w:t xml:space="preserve"> Cuando se desvíen a la derecha o a la izquierda, escucharán detrás de ustedes una voz que dirá:—Este es el camino; caminen por él.</w:t>
       </w:r>
     </w:p>
     <w:p>
@@ -12207,7 +12207,7 @@
         <w:rPr>
           <w:lang w:val="es_ES" w:bidi="es_ES"/>
         </w:rPr>
-        <w:t xml:space="preserve"> Destruirán todos sus ídolos de plata y todas sus imágenes de oro. Los arrojarán como algo inmundo que les repugna tocar. Les dirán: «¡Fuera!».</w:t>
+        <w:t xml:space="preserve"> Destruirán todos sus ídolos de plata y todas sus imágenes de oro. Los arrojarán como algo inmundo que les repugna tocar. Les dirán:—¡Fuera!</w:t>
       </w:r>
     </w:p>
     <w:p>
@@ -12291,7 +12291,7 @@
         <w:rPr>
           <w:lang w:val="es_ES" w:bidi="es_ES"/>
         </w:rPr>
-        <w:t xml:space="preserve"> La luna brillará tanto como el sol, y la luz del sol será siete veces más brillante, como si brillara con la luz de siete días. Esto sucederá cuando el Señor vende las heridas de su pueblo y sane las lesiones que le causó.</w:t>
+        <w:t xml:space="preserve"> La luna brillará tanto como el sol, y la luz del sol será 7 veces más brillante, como si brillara con la luz de 7 días. Esto sucederá cuando el Señor vende las heridas de su pueblo y sane las lesiones que le causó.</w:t>
       </w:r>
     </w:p>
     <w:p>
@@ -12538,7 +12538,7 @@
         <w:rPr>
           <w:lang w:val="es_ES" w:bidi="es_ES"/>
         </w:rPr>
-        <w:t xml:space="preserve"> Pero el Señor dice:Cuando un león, aunque sea joven, atrapa una presa, no se asusta por los gritos de los pastores que se reúnen contra él. No se intimida por su ruido ni retrocede ante su alboroto. Así descenderá el Señor de los Ejércitos para pelear en el monte Sion. Como un ave que revolotea sobre su nido, así el Señor de los Ejércitos protegerá a Jerusalén. La protegerá y la librará; pasará sobre ella y la salvará.</w:t>
+        <w:t xml:space="preserve"> Pero el Señor dice:—Cuando un león, aunque sea joven, atrapa una presa, no se asusta por los gritos de los pastores que se reúnen contra él. No se intimida por su ruido ni retrocede ante su alboroto. Así descenderá el Señor de los Ejércitos para pelear en el monte Sion. Como un ave que revolotea sobre su nido, así el Señor de los Ejércitos protegerá a Jerusalén. La protegerá y la librará; pasará sobre ella y la salvará.</w:t>
       </w:r>
     </w:p>
     <w:p>
@@ -12827,7 +12827,7 @@
         <w:rPr>
           <w:lang w:val="es_ES" w:bidi="es_ES"/>
         </w:rPr>
-        <w:t xml:space="preserve"> Escúchenme, mujeres que viven tranquilas;presten atención, mujeres confiadas.</w:t>
+        <w:t xml:space="preserve"> Escúchenme, mujeres que viven tranquilas; presten atención, mujeres confiadas.</w:t>
       </w:r>
     </w:p>
     <w:p>
@@ -12911,7 +12911,7 @@
         <w:rPr>
           <w:lang w:val="es_ES" w:bidi="es_ES"/>
         </w:rPr>
-        <w:t xml:space="preserve"> Porque sus tierras se llenarán de espinos y zarzas;desaparecerán sus casas alegres y sus ciudades llenas de júbilo.</w:t>
+        <w:t xml:space="preserve"> Sus tierras se llenarán de espinos y zarzas; desaparecerán sus casas alegres y sus ciudades llenas de júbilo.</w:t>
       </w:r>
     </w:p>
     <w:p>
@@ -12932,7 +12932,7 @@
         <w:rPr>
           <w:lang w:val="es_ES" w:bidi="es_ES"/>
         </w:rPr>
-        <w:t xml:space="preserve"> Los palacios quedarán abandonados;las ciudades bulliciosas quedarán desiertas.Las fortalezas y torres de vigilancia quedarán desoladas para siempre, convertidas en lugares de recreo para burros salvajes y en pastizales para rebaños,</w:t>
+        <w:t xml:space="preserve"> Los palacios quedarán abandonados; las ciudades bulliciosas quedarán desiertas. Las fortalezas y torres de vigilancia quedarán desoladas para siempre, convertidas en lugares de recreo para burros salvajes y en pastizales para rebaños.</w:t>
       </w:r>
     </w:p>
     <w:p>
@@ -12953,7 +12953,7 @@
         <w:rPr>
           <w:lang w:val="es_ES" w:bidi="es_ES"/>
         </w:rPr>
-        <w:t xml:space="preserve"> hasta que el Espíritu sea derramado sobre nosotros desde lo alto. Entonces el desierto se convertirá en campo fértil,</w:t>
+        <w:t xml:space="preserve"> Será así hasta que el Espíritu sea derramado sobre nosotros desde lo alto. Entonces el desierto se convertirá en campo fértil.</w:t>
       </w:r>
     </w:p>
     <w:p>
@@ -12974,7 +12974,7 @@
         <w:rPr>
           <w:lang w:val="es_ES" w:bidi="es_ES"/>
         </w:rPr>
-        <w:t xml:space="preserve"> entonces la justicia gobernará tanto en el desierto como en la tierra fértil.</w:t>
+        <w:t xml:space="preserve"> La justicia gobernará tanto en el desierto como en la tierra fértil.</w:t>
       </w:r>
     </w:p>
     <w:p>
@@ -13037,7 +13037,7 @@
         <w:rPr>
           <w:lang w:val="es_ES" w:bidi="es_ES"/>
         </w:rPr>
-        <w:t xml:space="preserve"> aunque sea talado el bosque y la ciudad sea completamente arrasada,</w:t>
+        <w:t xml:space="preserve"> aunque sea talado el bosque y la ciudad sea completamente arrasada.</w:t>
       </w:r>
     </w:p>
     <w:p>
@@ -13116,7 +13116,7 @@
         <w:rPr>
           <w:lang w:val="es_ES" w:bidi="es_ES"/>
         </w:rPr>
-        <w:t xml:space="preserve"> ¡Pero de nosotros, oh Señor, ten misericordia, porque en ti hemos puesto nuestra esperanza! Sé nuestra fortaleza cada mañana y nuestra salvación en tiempos de angustia.</w:t>
+        <w:t xml:space="preserve"> Pero de nosotros, oh Señor, ten misericordia, porque en ti hemos puesto nuestra esperanza. Sé nuestra fortaleza cada mañana y nuestra salvación en tiempos de angustia.</w:t>
       </w:r>
     </w:p>
     <w:p>
@@ -13179,7 +13179,7 @@
         <w:rPr>
           <w:lang w:val="es_ES" w:bidi="es_ES"/>
         </w:rPr>
-        <w:t xml:space="preserve"> Exaltado es el porque habita en las alturas. Él llenará a Sion de justicia y rectitud.</w:t>
+        <w:t xml:space="preserve"> Exaltado es el Señor porque habita en las alturas. Él llenará a Sion de justicia y rectitud.</w:t>
       </w:r>
     </w:p>
     <w:p>
@@ -13389,7 +13389,7 @@
         <w:rPr>
           <w:lang w:val="es_ES" w:bidi="es_ES"/>
         </w:rPr>
-        <w:t xml:space="preserve"> Voy a decirles quién puede vivir aquí: el que actúa con justicia y habla con rectitud; el que rechaza las ganancias obtenidas mediante extorsión; el que sacude sus manos para no aceptar sobornos; el que se tapa los oídos para no escuchar planes de asesinato; el que cierra los ojos para no ver el mal.</w:t>
+        <w:t xml:space="preserve"> Quién puede vivir aquí es el que actúa con justicia y habla con rectitud. Es el que rechaza las ganancias obtenidas mediante extorsión. Es el que sacude sus manos para no aceptar sobornos. Es el que se tapa los oídos para no escuchar planes de asesinato. Es el que cierra los ojos para no ver el mal.</w:t>
       </w:r>
     </w:p>
     <w:p>
@@ -13410,7 +13410,7 @@
         <w:rPr>
           <w:lang w:val="es_ES" w:bidi="es_ES"/>
         </w:rPr>
-        <w:t xml:space="preserve"> Esas personas habitarán en las alturas;las rocas de las montañas serán su refugio seguro. Tendrán su pan asegurado y no les faltará el agua.</w:t>
+        <w:t xml:space="preserve"> Esas personas habitarán en las alturas; las rocas de las montañas serán su refugio seguro. Tendrán su pan asegurado y no les faltará el agua.</w:t>
       </w:r>
     </w:p>
     <w:p>
@@ -13431,7 +13431,7 @@
         <w:rPr>
           <w:lang w:val="es_ES" w:bidi="es_ES"/>
         </w:rPr>
-        <w:t xml:space="preserve"> Tus ojos verán al rey en su esplendor;contemplarás una tierra que se extiende a lo lejos.</w:t>
+        <w:t xml:space="preserve"> Tus ojos verán al rey en su esplendor; contemplarás una tierra que se extiende a lo lejos.</w:t>
       </w:r>
     </w:p>
     <w:p>
@@ -13578,7 +13578,7 @@
         <w:rPr>
           <w:lang w:val="es_ES" w:bidi="es_ES"/>
         </w:rPr>
-        <w:t xml:space="preserve"> Nadie del pueblo dirá: «Estoy enfermo». El Señor les perdonará sus pecados y los bendecirá.</w:t>
+        <w:t xml:space="preserve"> Nadie del pueblo dirá:—Estoy enfermo. El Señor les perdonará sus pecados y los bendecirá.</w:t>
       </w:r>
     </w:p>
     <w:p>
@@ -13741,7 +13741,7 @@
         <w:rPr>
           <w:lang w:val="es_ES" w:bidi="es_ES"/>
         </w:rPr>
-        <w:t xml:space="preserve"> Caerán los los toros salvajes, los terneros y los novillos. La tierra quedará empapada en sangre y el suelo cubierto de grasa.</w:t>
+        <w:t xml:space="preserve"> Caerán los toros salvajes, los terneros y los novillos. La tierra quedará empapada en sangre y el suelo, cubierto de grasa.</w:t>
       </w:r>
     </w:p>
     <w:p>
@@ -13762,7 +13762,7 @@
         <w:rPr>
           <w:lang w:val="es_ES" w:bidi="es_ES"/>
         </w:rPr>
-        <w:t xml:space="preserve"> Porque es el día de la venganza del Señor, el año de retribución por lo que Edom le hizo a Sion.</w:t>
+        <w:t xml:space="preserve"> Es el día de la venganza del Señor, el año de retribución por lo que Edom le hizo a Sion.</w:t>
       </w:r>
     </w:p>
     <w:p>
@@ -13783,7 +13783,7 @@
         <w:rPr>
           <w:lang w:val="es_ES" w:bidi="es_ES"/>
         </w:rPr>
-        <w:t xml:space="preserve"> Los arroyos de Edom se convertirán en brea ardiente y la tierra en fuego.</w:t>
+        <w:t xml:space="preserve"> Los arroyos de Edom se convertirán en brea ardiente y la tierra, en fuego.</w:t>
       </w:r>
     </w:p>
     <w:p>
@@ -13930,7 +13930,7 @@
         <w:rPr>
           <w:lang w:val="es_ES" w:bidi="es_ES"/>
         </w:rPr>
-        <w:t xml:space="preserve"> Busquen en el libro del Señor y lean todo lo que hará. No faltará ninguno de estos animales, ninguno de ellos estará sin su pareja, porque el Señor lo ha ordenado y su Espíritu lo hará cumplir.</w:t>
+        <w:t xml:space="preserve"> Busquen en el libro del Señor y lean todo lo que hará. No faltará ninguno de estos animales. Ninguno de ellos estará sin su pareja, porque el Señor lo ha ordenado y su Espíritu lo hará cumplir.</w:t>
       </w:r>
     </w:p>
     <w:p>
@@ -14051,7 +14051,7 @@
         <w:rPr>
           <w:lang w:val="es_ES" w:bidi="es_ES"/>
         </w:rPr>
-        <w:t xml:space="preserve"> Digan a los que tienen miedo: «Sean fuertes, no teman. Su Dios viene con venganza; viene a salvarlos».</w:t>
+        <w:t xml:space="preserve"> Digan a los que tienen miedo:—Sean fuertes, no teman. Su Dios viene con venganza; viene a salvarlos.</w:t>
       </w:r>
     </w:p>
     <w:p>
@@ -14235,7 +14235,7 @@
         <w:rPr>
           <w:lang w:val="es_ES" w:bidi="es_ES"/>
         </w:rPr>
-        <w:t xml:space="preserve"> Luego, desde Laquis, el rey de Asiria envió a su comandante en jefe con un gran ejército para hablar con el rey Ezequías en Jerusalén. El comandante se detuvo junto al acueducto del estanque superior, en el camino que lleva al campo del Lavandero.</w:t>
+        <w:t xml:space="preserve"> Luego, desde Laquis, el rey de Asiria envió a su comandante en jefe con un gran ejército para hablar con el rey Ezequías en Jerusalén. El comandante se detuvo junto al acueducto del estanque superior, en el camino que lleva al campo del lavandero.</w:t>
       </w:r>
     </w:p>
     <w:p>
@@ -14277,7 +14277,7 @@
         <w:rPr>
           <w:lang w:val="es_ES" w:bidi="es_ES"/>
         </w:rPr>
-        <w:t xml:space="preserve"> El comandante asirio les dijo:—Digan esto al rey Ezequías: El gran rey de Asiria dice que eres un necio si piensas que el rey de Egipto te ayudará.</w:t>
+        <w:t xml:space="preserve"> El comandante asirio les dijo:—Digan esto al rey Ezequías. El gran rey de Asiria dice que eres un necio si piensas que el rey de Egipto te ayudará.</w:t>
       </w:r>
     </w:p>
     <w:p>
@@ -14340,7 +14340,7 @@
         <w:rPr>
           <w:lang w:val="es_ES" w:bidi="es_ES"/>
         </w:rPr>
-        <w:t xml:space="preserve"> Pero tal vez digas: «¡Nosotros confiamos en el Señor nuestro Dios!». ¿Ah, sí? ¿No es acaso el mismo Dios a quien tu rey ofendió cuando derribó sus lugares sagrados y sus altares, y ordenó que todo Judá adorara solo ante el altar de Jerusalén?</w:t>
+        <w:t xml:space="preserve"> Pero tal vez digas: "¡Nosotros confiamos en el Señor nuestro Dios!". ¿Ah, sí? ¿No es acaso el mismo Dios a quien tu rey ofendió cuando derribó sus lugares sagrados y sus altares, y ordenó que todo Judá adorara solo ante el altar de Jerusalén?</w:t>
       </w:r>
     </w:p>
     <w:p>
@@ -14361,7 +14361,7 @@
         <w:rPr>
           <w:lang w:val="es_ES" w:bidi="es_ES"/>
         </w:rPr>
-        <w:t xml:space="preserve"> Escucha, mi señor, el rey de Asiria, te propone un trato: Si puedes reunir 2.000 jinetes, yo te daré 2.000 caballos. Con un ejército tan débil, ¿cómo esperas enfrentarte aunque sea al más pequeño de los oficiales de mi señor? No confíes en que Egipto te enviará ayuda.</w:t>
+        <w:t xml:space="preserve"> Escucha. Mi señor, el rey de Asiria, te propone un trato. Si puedes reunir 2.000 jinetes, yo te daré 2.000 caballos. Con un ejército tan débil, ¿cómo esperas enfrentarte aunque sea al más pequeño de los oficiales de mi señor? No confíes en que Egipto te enviará ayuda.</w:t>
       </w:r>
     </w:p>
     <w:p>
@@ -14382,7 +14382,7 @@
         <w:rPr>
           <w:lang w:val="es_ES" w:bidi="es_ES"/>
         </w:rPr>
-        <w:t xml:space="preserve"> Además, ¿piensas que he venido sin el consentimiento del Señor a destruir este lugar? El Señor mismo me dijo: «Sube contra esta tierra y destrúyela».</w:t>
+        <w:t xml:space="preserve"> Además, ¿piensas que he venido sin el consentimiento del Señor a destruir este lugar? El Señor mismo me dijo: "Sube contra esta tierra y destrúyela".</w:t>
       </w:r>
     </w:p>
     <w:p>
@@ -14445,7 +14445,7 @@
         <w:rPr>
           <w:lang w:val="es_ES" w:bidi="es_ES"/>
         </w:rPr>
-        <w:t xml:space="preserve"> Luego gritó en hebreo a los judíos que estaban sobre la muralla:—¡Escuchen el mensaje del gran rey de Asiria!</w:t>
+        <w:t xml:space="preserve"> Luego gritó en hebreo a los que estaban sobre la muralla:—¡Escuchen el mensaje del gran rey de Asiria!</w:t>
       </w:r>
     </w:p>
     <w:p>
@@ -14508,7 +14508,7 @@
         <w:rPr>
           <w:lang w:val="es_ES" w:bidi="es_ES"/>
         </w:rPr>
-        <w:t xml:space="preserve"> No presten atención a Ezequías. Esto dice el rey de Asiria: «Hagan las paces conmigo y salgan ante mí. Así cada uno disfrutará de su propia tierra, de su propia higuera y de su propio pozo.</w:t>
+        <w:t xml:space="preserve"> No presten atención a Ezequías. Esto dice el rey de Asiria: "Hagan las paces conmigo y salgan ante mí. Así cada uno disfrutará de su propia tierra, de su propia higuera y de su propio pozo.</w:t>
       </w:r>
     </w:p>
     <w:p>
@@ -14529,7 +14529,7 @@
         <w:rPr>
           <w:lang w:val="es_ES" w:bidi="es_ES"/>
         </w:rPr>
-        <w:t xml:space="preserve"> hasta que yo venga y los lleve a una tierra como la de ustedes, una tierra de grano y vino nuevo, una tierra de pan y viñedos.</w:t>
+        <w:t xml:space="preserve"> Será así hasta que yo venga y los lleve a una tierra como la de ustedes, una tierra de grano y vino nuevo, una tierra de pan y viñedos".</w:t>
       </w:r>
     </w:p>
     <w:p>
@@ -14592,7 +14592,7 @@
         <w:rPr>
           <w:lang w:val="es_ES" w:bidi="es_ES"/>
         </w:rPr>
-        <w:t xml:space="preserve"> ¿Cuál de todos los dioses de estas tierras ha podido librar su país de mis manos? ¿Cómo entonces podrá el Señor librar a Jerusalén de mi poder?».</w:t>
+        <w:t xml:space="preserve"> ¿Cuál de todos los dioses de estas tierras ha podido librar su país de mis manos? ¿Cómo entonces podrá el Señor librar a Jerusalén de mi poder?</w:t>
       </w:r>
     </w:p>
     <w:p>
@@ -14713,7 +14713,7 @@
         <w:rPr>
           <w:lang w:val="es_ES" w:bidi="es_ES"/>
         </w:rPr>
-        <w:t xml:space="preserve"> Le dijeron:—Esto dice Ezequías: «Hoy es un día de angustia, castigo y humillación. Es como cuando un bebé está a punto de nacer, pero la madre no tiene fuerzas para dar a luz.</w:t>
+        <w:t xml:space="preserve"> Le dijeron:—Esto dice Ezequías: "Hoy es un día de angustia, castigo y humillación. Es como cuando un bebé está a punto de nacer, pero la madre no tiene fuerzas para dar a luz.</w:t>
       </w:r>
     </w:p>
     <w:p>
@@ -14734,7 +14734,7 @@
         <w:rPr>
           <w:lang w:val="es_ES" w:bidi="es_ES"/>
         </w:rPr>
-        <w:t xml:space="preserve"> Tal vez el Señor tu Dios haya escuchado las palabras del comandante asirio, enviado por su rey para insultar al Dios viviente. Quizá el Señor tu Dios lo castigue por lo que ha dicho. Eleva una oración por el resto del pueblo que aún sobrevive».</w:t>
+        <w:t xml:space="preserve"> Tal vez el Señor tu Dios haya escuchado las palabras del comandante asirio, enviado por su rey para insultar al Dios viviente. Quizá el Señor tu Dios lo castigue por lo que ha dicho. Eleva una oración por el resto del pueblo que aún sobrevive".</w:t>
       </w:r>
     </w:p>
     <w:p>
@@ -14776,7 +14776,7 @@
         <w:rPr>
           <w:lang w:val="es_ES" w:bidi="es_ES"/>
         </w:rPr>
-        <w:t xml:space="preserve"> Isaías les respondió:—Díganle al rey Ezequías que esto es lo que el Señor dice: «No temas por las palabras que has escuchado. Con ellas me han insultado los sirvientes del rey de Asiria.</w:t>
+        <w:t xml:space="preserve"> Isaías les respondió:—Díganle al rey Ezequías que esto es lo que el Señor dice: "No temas por las palabras que has escuchado. Con ellas me han insultado los sirvientes del rey de Asiria.</w:t>
       </w:r>
     </w:p>
     <w:p>
@@ -14797,7 +14797,7 @@
         <w:rPr>
           <w:lang w:val="es_ES" w:bidi="es_ES"/>
         </w:rPr>
-        <w:t xml:space="preserve"> Haré que reciba un mensaje que lo obligue a regresar a su tierra. Allí haré que lo maten».</w:t>
+        <w:t xml:space="preserve"> Haré que reciba un mensaje que lo obligue a regresar a su tierra. Allí haré que lo maten".</w:t>
       </w:r>
     </w:p>
     <w:p>
@@ -14818,7 +14818,7 @@
         <w:rPr>
           <w:lang w:val="es_ES" w:bidi="es_ES"/>
         </w:rPr>
-        <w:t xml:space="preserve"> El comandante asirio salió de Jerusalén para ir a consultar con su rey, que había dejado Laquis y estaba atacando Libná. Entonces el rey de Asiria recibió la noticia de que Tiracá, rey de Cus, venía a atacarlo. Cuando lo supo, envió de nuevo mensajeros a Ezequías en Jerusalén con este mensaje:</w:t>
+        <w:t xml:space="preserve"> El comandante asirio salió de Jerusalén para ir a consultar con su rey, que había dejado Laquis y estaba atacando Libná. Entonces el rey de Asiria recibió la noticia de que Tiracá, rey de Cus, venía a atacarlo.Cuando lo supo, envió de nuevo mensajeros a Ezequías en Jerusalén con este mensaje:</w:t>
       </w:r>
     </w:p>
     <w:p>
@@ -14839,7 +14839,7 @@
         <w:rPr>
           <w:lang w:val="es_ES" w:bidi="es_ES"/>
         </w:rPr>
-        <w:t xml:space="preserve"> «No dejes que tu Dios, en quien confías, te engañe diciéndote que Jerusalén no caerá en manos del rey de Asiria».</w:t>
+        <w:t xml:space="preserve"> «No dejes que tu Dios, en quien confías, te engañe diciéndote que Jerusalén no caerá en manos del rey de Asiria.</w:t>
       </w:r>
     </w:p>
     <w:p>
@@ -15049,7 +15049,7 @@
         <w:rPr>
           <w:lang w:val="es_ES" w:bidi="es_ES"/>
         </w:rPr>
-        <w:t xml:space="preserve"> Entonces Isaías, hijo de Amoz, envió este mensaje al rey Ezequías:—El Señor, Dios de Israel, dice: «He escuchado tu oración acerca de Senaquerib, rey de Asiria.</w:t>
+        <w:t xml:space="preserve"> Entonces Isaías, hijo de Amoz, envió este mensaje al rey Ezequías:—El Señor, Dios de Israel, dice que ha escuchado tu oración acerca de Senaquerib, rey de Asiria.</w:t>
       </w:r>
     </w:p>
     <w:p>
@@ -15070,7 +15070,7 @@
         <w:rPr>
           <w:lang w:val="es_ES" w:bidi="es_ES"/>
         </w:rPr>
-        <w:t xml:space="preserve"> Esta es la palabra que el Señor ha pronunciado contra él:La virgen hija de Sion te desprecia y se ríe de ti. La hija de Jerusalén mueve la cabeza burlándose a tus espaldas.</w:t>
+        <w:t xml:space="preserve"> Esta es la palabra que el Señor ha pronunciado contra él. La virgen hija de Sion te desprecia y se ríe de ti. La hija de Jerusalén mueve la cabeza burlándose a tus espaldas.</w:t>
       </w:r>
     </w:p>
     <w:p>
@@ -15196,7 +15196,7 @@
         <w:rPr>
           <w:lang w:val="es_ES" w:bidi="es_ES"/>
         </w:rPr>
-        <w:t xml:space="preserve"> Pero yo sé todo de ti: cuándo te sientas y cuándo te levantas, cuándo sales y cuándo entras, y cómo ruges contra mí.</w:t>
+        <w:t xml:space="preserve"> Pero yo sé todo de ti. Sé cuándo te sientas y cuándo te levantas, cuándo sales y cuándo entras, y cómo ruges contra mí.</w:t>
       </w:r>
     </w:p>
     <w:p>
@@ -15280,7 +15280,7 @@
         <w:rPr>
           <w:lang w:val="es_ES" w:bidi="es_ES"/>
         </w:rPr>
-        <w:t xml:space="preserve"> Porque de Jerusalén saldrá un remanente que repoblará el país. El celo del Señor de los Ejércitos hará que esto suceda.</w:t>
+        <w:t xml:space="preserve"> De Jerusalén saldrá un remanente que repoblará el país. El celo del Señor de los Ejércitos hará que esto suceda.</w:t>
       </w:r>
     </w:p>
     <w:p>
@@ -15301,7 +15301,7 @@
         <w:rPr>
           <w:lang w:val="es_ES" w:bidi="es_ES"/>
         </w:rPr>
-        <w:t xml:space="preserve"> Por tanto, así dice el Señor acerca del rey de Asiria:No entrará en esta ciudad ni lanzará una sola flecha contra ella. No se acercará con escudos ni levantará rampa de asedio contra sus muros.</w:t>
+        <w:t xml:space="preserve"> Por tanto, esto es lo que declaro acerca del rey de Asiria. No entrará en esta ciudad ni lanzará una sola flecha contra ella. No se acercará con escudos ni levantará rampa de asedio contra sus muros.</w:t>
       </w:r>
     </w:p>
     <w:p>
@@ -15443,7 +15443,7 @@
         <w:rPr>
           <w:lang w:val="es_ES" w:bidi="es_ES"/>
         </w:rPr>
-        <w:t xml:space="preserve"> Poco antes de esto, Ezequías se enfermó gravemente. El profeta Isaías, hijo de Amoz, fue a visitarlo y le dio este mensaje del Señor:—Arregla todos tus asuntos, porque vas a morir. No te recuperarás de esta enfermedad.</w:t>
+        <w:t xml:space="preserve"> Por ese tiempo, Ezequías se enfermó gravemente. El profeta Isaías, hijo de Amoz, fue a visitarlo y le dio este mensaje del Señor:—Arregla todos tus asuntos, porque vas a morir. No te recuperarás de esta enfermedad.</w:t>
       </w:r>
     </w:p>
     <w:p>
@@ -15527,7 +15527,7 @@
         <w:rPr>
           <w:lang w:val="es_ES" w:bidi="es_ES"/>
         </w:rPr>
-        <w:t xml:space="preserve"> —Regresa y dile a Ezequías que así dice el Señor, el Dios de tu antepasado David: He escuchado tu oración y he visto tus lágrimas. Te daré 15 años más de vida.</w:t>
+        <w:t xml:space="preserve"> —Regresa y dile a Ezequías que así dice el Señor, el Dios de tu antepasado David: "He escuchado tu oración y he visto tus lágrimas. Te daré 15 años más de vida.</w:t>
       </w:r>
     </w:p>
     <w:p>
@@ -15590,7 +15590,7 @@
         <w:rPr>
           <w:lang w:val="es_ES" w:bidi="es_ES"/>
         </w:rPr>
-        <w:t xml:space="preserve"> Haré que la sombra retroceda 10 escalones en la escalinata del reloj de sol de Acaz.Entonces la sombra retrocedió 10 escalones en la escalinata del reloj de sol.</w:t>
+        <w:t xml:space="preserve"> haré que la sombra retroceda 10 escalones en la escalinata del reloj de sol de Acaz.Entonces la sombra retrocedió 10 escalones en la escalinata del reloj de sol.</w:t>
       </w:r>
     </w:p>
     <w:p>
@@ -15674,7 +15674,7 @@
         <w:rPr>
           <w:lang w:val="es_ES" w:bidi="es_ES"/>
         </w:rPr>
-        <w:t xml:space="preserve"> Mi vida ha sido arrancada y llevada lejos como una tienda de pastor;como el tejedor que corta su tela del telar, así ha cortado mi vida.En un solo día me has llevado del día a la noche.</w:t>
+        <w:t xml:space="preserve"> Mi vida ha sido arrancada y llevada lejos como una tienda de pastor; como el tejedor que corta su tela del telar, así ha cortado mi vida. En un solo día me has llevado del día a la noche.</w:t>
       </w:r>
     </w:p>
     <w:p>
@@ -15737,7 +15737,7 @@
         <w:rPr>
           <w:lang w:val="es_ES" w:bidi="es_ES"/>
         </w:rPr>
-        <w:t xml:space="preserve"> ¿Qué puedo decir? Él mismo me envió esta enfermedad.Por la amargura de mi alma, el sueño huyó de mí.</w:t>
+        <w:t xml:space="preserve"> ¿Qué puedo decir? Él mismo me envió esta enfermedad. Por la amargura de mi alma, el sueño huyó de mí.</w:t>
       </w:r>
     </w:p>
     <w:p>
@@ -15800,7 +15800,7 @@
         <w:rPr>
           <w:lang w:val="es_ES" w:bidi="es_ES"/>
         </w:rPr>
-        <w:t xml:space="preserve"> Porque los muertos no pueden alabarte; nada pueden esperar ya de tu fidelidad.</w:t>
+        <w:t xml:space="preserve"> Los muertos no pueden alabarte; nada pueden esperar ya de tu fidelidad.</w:t>
       </w:r>
     </w:p>
     <w:p>
@@ -15842,7 +15842,7 @@
         <w:rPr>
           <w:lang w:val="es_ES" w:bidi="es_ES"/>
         </w:rPr>
-        <w:t xml:space="preserve"> El Señor me sanó. Por eso cantaremos con instrumentos de cuerda en el templo del Señor todos los días de nuestra vida.</w:t>
+        <w:t xml:space="preserve"> El Señor me sanó. Por eso cantaré con instrumentos de cuerda en el templo del Señor todos los días de mi vida.</w:t>
       </w:r>
     </w:p>
     <w:p>
@@ -16005,7 +16005,7 @@
         <w:rPr>
           <w:lang w:val="es_ES" w:bidi="es_ES"/>
         </w:rPr>
-        <w:t xml:space="preserve"> Entonces Isaías le dijo:—Escucha este mensaje del Señor Todopoderoso:</w:t>
+        <w:t xml:space="preserve"> Entonces Isaías le dijo:—Escucha este mensaje del Señor Todopoderoso.</w:t>
       </w:r>
     </w:p>
     <w:p>
@@ -16068,7 +16068,7 @@
         <w:rPr>
           <w:lang w:val="es_ES" w:bidi="es_ES"/>
         </w:rPr>
-        <w:t xml:space="preserve"> Ezequías respondió:—Está bien. Lo que el Señor dice es bueno. Al menos habrá paz mientras yo viva.</w:t>
+        <w:t xml:space="preserve"> Ezequías respondió:—Está bien. Lo que el Señor dice es bueno. Pensaba para sí: «Al menos habrá paz mientras yo viva».</w:t>
       </w:r>
     </w:p>
     <w:p>
@@ -16105,7 +16105,7 @@
         <w:rPr>
           <w:lang w:val="es_ES" w:bidi="es_ES"/>
         </w:rPr>
-        <w:t xml:space="preserve"> ¡Consuelen a mi pueblo!, dice su Dios.</w:t>
+        <w:t xml:space="preserve"> ¡Consuelen a mi pueblo! Lo dice Dios.</w:t>
       </w:r>
     </w:p>
     <w:p>
@@ -16273,7 +16273,7 @@
         <w:rPr>
           <w:lang w:val="es_ES" w:bidi="es_ES"/>
         </w:rPr>
-        <w:t xml:space="preserve"> ¡Tú que anuncias buenas noticias a Sion, sube a un monte alto! ¡Tú que anuncias buenas noticias a Jerusalén, alza tu voz con fuerza! ¡Álzala sin temor! Di a las ciudades de Judá: «¡Aquí está su Dios!».</w:t>
+        <w:t xml:space="preserve"> Tú que anuncias buenas noticias a Sion, ¡sube a un monte alto! Tú que anuncias buenas noticias a Jerusalén, ¡alza tu voz con fuerza! ¡Álzala sin temor! Di a las ciudades de Judá:—¡Aquí está su Dios!</w:t>
       </w:r>
     </w:p>
     <w:p>
@@ -16609,7 +16609,7 @@
         <w:rPr>
           <w:lang w:val="es_ES" w:bidi="es_ES"/>
         </w:rPr>
-        <w:t xml:space="preserve"> ¿Con quién me compararán? ¿A quién me igualarán?, pregunta el Santo.</w:t>
+        <w:t xml:space="preserve"> —¿Con quién me compararán? ¿A quién me igualarán? —pregunta el Santo.</w:t>
       </w:r>
     </w:p>
     <w:p>
@@ -16877,7 +16877,7 @@
         <w:rPr>
           <w:lang w:val="es_ES" w:bidi="es_ES"/>
         </w:rPr>
-        <w:t xml:space="preserve"> Cada uno anima a su compañero y le dice: «¡Ánimo!».</w:t>
+        <w:t xml:space="preserve"> Cada uno anima a su compañero y le dice:—¡Ánimo!</w:t>
       </w:r>
     </w:p>
     <w:p>
@@ -16898,7 +16898,7 @@
         <w:rPr>
           <w:lang w:val="es_ES" w:bidi="es_ES"/>
         </w:rPr>
-        <w:t xml:space="preserve"> El artesano anima al orfebre y el que aplana con el martillo anima al que trabaja en el yunque. Dice acerca de la soldadura: «Está bien hecha». Luego asegura el ídolo con clavos para que no se caiga.</w:t>
+        <w:t xml:space="preserve"> El artesano anima al orfebre y el que aplana con el martillo anima al que trabaja en el yunque. Dice acerca de la soldadura:—Está bien hecha.Luego asegura el ídolo con clavos para que no se caiga.</w:t>
       </w:r>
     </w:p>
     <w:p>
@@ -16940,7 +16940,7 @@
         <w:rPr>
           <w:lang w:val="es_ES" w:bidi="es_ES"/>
         </w:rPr>
-        <w:t xml:space="preserve"> Te traje desde los confines de la tierra y te llamé desde sus rincones más lejanos. Te dije: «Tú eres mi siervo». Te he escogido y no te he rechazado.</w:t>
+        <w:t xml:space="preserve"> Te traje desde los confines de la tierra y te llamé desde sus rincones más lejanos. Te dije:—Tú eres mi siervo. Te he escogido y no te he rechazado.</w:t>
       </w:r>
     </w:p>
     <w:p>
@@ -17003,7 +17003,7 @@
         <w:rPr>
           <w:lang w:val="es_ES" w:bidi="es_ES"/>
         </w:rPr>
-        <w:t xml:space="preserve"> Los buscarás, pero no los encontrarás;los que te atacan quedarán reducidos a nada.</w:t>
+        <w:t xml:space="preserve"> Los buscarás, pero no los encontrarás; los que te atacan quedarán reducidos a nada.</w:t>
       </w:r>
     </w:p>
     <w:p>
@@ -17024,7 +17024,7 @@
         <w:rPr>
           <w:lang w:val="es_ES" w:bidi="es_ES"/>
         </w:rPr>
-        <w:t xml:space="preserve"> Yo, el Señor tu Dios, te tomo de la mano derecha y te digo: No temas, yo te ayudaré.</w:t>
+        <w:t xml:space="preserve"> Yo, el Señor tu Dios, te tomo de la mano derecha y te digo:—No temas, yo te ayudaré.</w:t>
       </w:r>
     </w:p>
     <w:p>
@@ -17192,7 +17192,7 @@
         <w:rPr>
           <w:lang w:val="es_ES" w:bidi="es_ES"/>
         </w:rPr>
-        <w:t xml:space="preserve"> «Presenten su caso», dice el Señor. «Expongan sus argumentos», dice el Rey de Jacob.</w:t>
+        <w:t xml:space="preserve"> Presenten su caso. Lo dice el Señor. Expongan sus argumentos. Lo dice el Rey de Jacob.</w:t>
       </w:r>
     </w:p>
     <w:p>
@@ -17297,7 +17297,7 @@
         <w:rPr>
           <w:lang w:val="es_ES" w:bidi="es_ES"/>
         </w:rPr>
-        <w:t xml:space="preserve"> ¿Quién anunció esto desde el principio para que lo supiéramos? ¿Quién lo dijo de antemano para que dijéramos: «Tenía razón»? Nadie lo anunció, nadie lo predijo, nadie escuchó sus palabras.</w:t>
+        <w:t xml:space="preserve"> ¿Quién anunció esto desde el principio para que lo supiéramos? ¿Quién lo dijo de antemano para que dijéramos que tenía razón? Nadie lo anunció, nadie lo predijo, nadie escuchó sus palabras.</w:t>
       </w:r>
     </w:p>
     <w:p>
@@ -17318,7 +17318,7 @@
         <w:rPr>
           <w:lang w:val="es_ES" w:bidi="es_ES"/>
         </w:rPr>
-        <w:t xml:space="preserve"> Yo fui el primero en decirle a Jerusalén: «¡Miren, aquí están!». Y envié un mensajero con buenas noticias a Jerusalén.</w:t>
+        <w:t xml:space="preserve"> Yo fui el primero en decirle a Jerusalén:—¡Miren, aquí están! Y envié un mensajero con buenas noticias a Jerusalén.</w:t>
       </w:r>
     </w:p>
     <w:p>
@@ -17481,7 +17481,7 @@
         <w:rPr>
           <w:lang w:val="es_ES" w:bidi="es_ES"/>
         </w:rPr>
-        <w:t xml:space="preserve"> Esto dice Dios el Señor, el que creó los cielos y los extendió, el que formó la tierra y todo lo que hay en ella, el que da aliento al pueblo que hay en ella y espíritu a los que caminan por ella:</w:t>
+        <w:t xml:space="preserve"> Esto lo dice Dios el Señor, el que creó los cielos y los extendió. Es el que formó la tierra y todo lo que hay en ella, el que da aliento al pueblo que hay en ella y espíritu a los que caminan por ella. Dice:</w:t>
       </w:r>
     </w:p>
     <w:p>
@@ -17502,7 +17502,7 @@
         <w:rPr>
           <w:lang w:val="es_ES" w:bidi="es_ES"/>
         </w:rPr>
-        <w:t xml:space="preserve"> Yo, el Señor, te he llamado en justicia; te he tomado de la mano y te he guardado. Te he puesto como pacto para el pueblo y como luz para las naciones,</w:t>
+        <w:t xml:space="preserve"> —Yo, el Señor, te he llamado en justicia; te he tomado de la mano y te he guardado. Te he puesto como pacto para el pueblo y como luz para las naciones.</w:t>
       </w:r>
     </w:p>
     <w:p>
@@ -17523,7 +17523,7 @@
         <w:rPr>
           <w:lang w:val="es_ES" w:bidi="es_ES"/>
         </w:rPr>
-        <w:t xml:space="preserve"> para que abras los ojos de los ciegos y liberes a los que están en prisión, a los que viven en oscuridad.</w:t>
+        <w:t xml:space="preserve"> Lo he hecho para que abras los ojos de los ciegos y liberes a los que están en prisión, a los que viven en oscuridad.</w:t>
       </w:r>
     </w:p>
     <w:p>
@@ -17838,7 +17838,7 @@
         <w:rPr>
           <w:lang w:val="es_ES" w:bidi="es_ES"/>
         </w:rPr>
-        <w:t xml:space="preserve"> Pero este sufre pueblo saqueo y despojos, están atrapados en cuevas o encerrados en prisiones. Los saquean y nadie los libra; los despojan y nadie reclama.</w:t>
+        <w:t xml:space="preserve"> Pero este pueblo sufre saqueo y despojos. Están atrapados en cuevas o encerrados en prisiones. Los saquean y nadie los libra; los despojan y nadie reclama.</w:t>
       </w:r>
     </w:p>
     <w:p>
@@ -17980,7 +17980,7 @@
         <w:rPr>
           <w:lang w:val="es_ES" w:bidi="es_ES"/>
         </w:rPr>
-        <w:t xml:space="preserve"> Porque yo soy el Señor tu Dios, el Santo de Israel, tu Salvador. Entregué a Egipto, Cus y Seba como rescate por tu libertad.</w:t>
+        <w:t xml:space="preserve"> Yo soy el Señor tu Dios, el Santo de Israel, tu Salvador. Entregué a Egipto, Cus y Seba como rescate por tu libertad.</w:t>
       </w:r>
     </w:p>
     <w:p>
@@ -18043,7 +18043,7 @@
         <w:rPr>
           <w:lang w:val="es_ES" w:bidi="es_ES"/>
         </w:rPr>
-        <w:t xml:space="preserve"> Diré al norte: «Entrégalos», y al sur: «No los retengas». Traeré a mis hijos y a mis hijas desde lejos.</w:t>
+        <w:t xml:space="preserve"> Diré al norte: "Entrégalos", y al sur: "No los retengas". Traeré a mis hijos y a mis hijas desde lejos.</w:t>
       </w:r>
     </w:p>
     <w:p>
@@ -18085,7 +18085,7 @@
         <w:rPr>
           <w:lang w:val="es_ES" w:bidi="es_ES"/>
         </w:rPr>
-        <w:t xml:space="preserve"> Trae de regreso a mi pueblo, aunque es ciego y sordo a mi llamado.</w:t>
+        <w:t xml:space="preserve"> Trae de regreso al pueblo, aunque es ciego y sordo a mi llamado.</w:t>
       </w:r>
     </w:p>
     <w:p>
@@ -18127,7 +18127,7 @@
         <w:rPr>
           <w:lang w:val="es_ES" w:bidi="es_ES"/>
         </w:rPr>
-        <w:t xml:space="preserve"> Pero ustedes son mis testigos, dice el Señor. Ustedes son mis siervos, a quienes elegí para que me conozcan y crean en mí, y comprendan que yo soy Dios. Antes de mí no hubo ningún dios, ni lo habrá después de mí.</w:t>
+        <w:t xml:space="preserve"> —Pero ustedes son mis testigos —dice el Señor—. Ustedes son mis siervos, a quienes elegí para que me conozcan y crean en mí, y comprendan que yo soy Dios. Antes de mí no hubo ningún dios, ni lo habrá después de mí.</w:t>
       </w:r>
     </w:p>
     <w:p>
@@ -18169,7 +18169,7 @@
         <w:rPr>
           <w:lang w:val="es_ES" w:bidi="es_ES"/>
         </w:rPr>
-        <w:t xml:space="preserve"> Yo les anuncié lo que iba a hacer, los salvé y se lo hice saber. Ningún dios extraño lo hizo entre ustedes. Ustedes son mis testigos, dice el Señor.</w:t>
+        <w:t xml:space="preserve"> Yo les anuncié lo que iba a hacer, los salvé y se lo hice saber. Ningún dios extraño lo hizo entre ustedes. Ustedes son mis testigos.</w:t>
       </w:r>
     </w:p>
     <w:p>
@@ -18232,7 +18232,7 @@
         <w:rPr>
           <w:lang w:val="es_ES" w:bidi="es_ES"/>
         </w:rPr>
-        <w:t xml:space="preserve"> Yo soy el Señor, su Santo, Creador de Israel, su Rey.</w:t>
+        <w:t xml:space="preserve"> Yo soy el Señor, su Santo, el Creador de Israel, su Rey.</w:t>
       </w:r>
     </w:p>
     <w:p>
@@ -18295,7 +18295,7 @@
         <w:rPr>
           <w:lang w:val="es_ES" w:bidi="es_ES"/>
         </w:rPr>
-        <w:t xml:space="preserve"> Pero olviden todo eso. No piensen más en el pasado.</w:t>
+        <w:t xml:space="preserve"> »Pero olviden todo eso. No piensen más en el pasado.</w:t>
       </w:r>
     </w:p>
     <w:p>
@@ -18379,7 +18379,7 @@
         <w:rPr>
           <w:lang w:val="es_ES" w:bidi="es_ES"/>
         </w:rPr>
-        <w:t xml:space="preserve"> Pero, pueblo mío, ustedes no me invocan; están cansados de mí.</w:t>
+        <w:t xml:space="preserve"> »Pero, pueblo mío, ustedes no me invocan; están cansados de mí.</w:t>
       </w:r>
     </w:p>
     <w:p>
@@ -18442,7 +18442,7 @@
         <w:rPr>
           <w:lang w:val="es_ES" w:bidi="es_ES"/>
         </w:rPr>
-        <w:t xml:space="preserve"> Yo, yo soy el que borro tus transgresiones por amor a mí mismo; no me acordaré más de tus pecados.</w:t>
+        <w:t xml:space="preserve"> »Yo, yo soy el que borro tus transgresiones por amor a mí mismo; no me acordaré más de tus pecados.</w:t>
       </w:r>
     </w:p>
     <w:p>
@@ -18542,7 +18542,7 @@
         <w:rPr>
           <w:lang w:val="es_ES" w:bidi="es_ES"/>
         </w:rPr>
-        <w:t xml:space="preserve"> Escúchame, Jacob, mi siervo, Israel, mi elegido.</w:t>
+        <w:t xml:space="preserve"> »Escúchame, Jacob, mi siervo, Israel, mi elegido.</w:t>
       </w:r>
     </w:p>
     <w:p>
@@ -18626,7 +18626,7 @@
         <w:rPr>
           <w:lang w:val="es_ES" w:bidi="es_ES"/>
         </w:rPr>
-        <w:t xml:space="preserve"> Uno dirá: «Yo pertenezco al Señor»; otro llevará con orgullo el nombre de Jacob; otro escribirá en su mano: «Del Señor», y tomará para sí el nombre de Israel.</w:t>
+        <w:t xml:space="preserve"> Uno dirá: "Yo pertenezco al Señor"; otro llevará con orgullo el nombre de Jacob; otro escribirá en su mano: "Del Señor", y tomará para sí el nombre de Israel.</w:t>
       </w:r>
     </w:p>
     <w:p>
@@ -18647,7 +18647,7 @@
         <w:rPr>
           <w:lang w:val="es_ES" w:bidi="es_ES"/>
         </w:rPr>
-        <w:t xml:space="preserve"> Esto dice el Señor, Rey de Israel, su redentor, el Señor Todopoderoso:—Yo soy el primero y el último; no hay otro Dios fuera de mí.</w:t>
+        <w:t xml:space="preserve"> Esto dice el Señor, Rey de Israel, su Redentor, el Señor Todopoderoso:—Yo soy el primero y el último; no hay otro Dios fuera de mí.</w:t>
       </w:r>
     </w:p>
     <w:p>
@@ -18689,7 +18689,7 @@
         <w:rPr>
           <w:lang w:val="es_ES" w:bidi="es_ES"/>
         </w:rPr>
-        <w:t xml:space="preserve"> No tengan miedo; ¿acaso no lo anuncié y lo proclamé desde hace mucho tiempo? Ustedes son mis testigos. ¿Hay algún Dios fuera de mí? No hay otra Roca; no conozco ninguna.</w:t>
+        <w:t xml:space="preserve"> No tengan miedo. ¿Acaso no lo anuncié y lo proclamé desde hace mucho tiempo? Ustedes son mis testigos. ¿Hay algún Dios fuera de mí? No hay otra Roca; no conozco ninguna.</w:t>
       </w:r>
     </w:p>
     <w:p>
@@ -18920,7 +18920,7 @@
         <w:rPr>
           <w:lang w:val="es_ES" w:bidi="es_ES"/>
         </w:rPr>
-        <w:t xml:space="preserve"> No se detiene a pensar ni a reflexionar:«La mitad la quemé en el fuego, horneé pan sobre las brasas, asé carne y la comí. ¿Voy a hacer con el resto algo abominable? ¿Voy a postrarme ante un pedazo de madera?».</w:t>
+        <w:t xml:space="preserve"> No se detiene a pensar ni a reflexionar: «La mitad la quemé en el fuego, horneé pan sobre las brasas, asé carne y la comí. ¿Voy a hacer con el resto algo abominable? ¿Voy a postrarme ante un pedazo de madera?».</w:t>
       </w:r>
     </w:p>
     <w:p>
@@ -18962,7 +18962,7 @@
         <w:rPr>
           <w:lang w:val="es_ES" w:bidi="es_ES"/>
         </w:rPr>
-        <w:t xml:space="preserve"> Presta atención, Israel, porque eres mi siervo. Yo te formé y no me olvidaré de ayudarte.</w:t>
+        <w:t xml:space="preserve"> —Presta atención, Israel, porque eres mi siervo. Yo te formé y no me olvidaré de ayudarte.</w:t>
       </w:r>
     </w:p>
     <w:p>
@@ -19025,7 +19025,7 @@
         <w:rPr>
           <w:lang w:val="es_ES" w:bidi="es_ES"/>
         </w:rPr>
-        <w:t xml:space="preserve"> El Señor, tu Redentor, quien te formó desde el vientre, dice:Yo soy el Señor, creador de todas las cosas. Yo solo extendí los cielos. No había nadie conmigo.</w:t>
+        <w:t xml:space="preserve"> El Señor, tu Redentor, quien te formó desde el vientre, dice:—Yo soy el Señor, Creador de todas las cosas. Yo solo extendí los cielos. No había nadie conmigo.</w:t>
       </w:r>
     </w:p>
     <w:p>
@@ -19046,7 +19046,7 @@
         <w:rPr>
           <w:lang w:val="es_ES" w:bidi="es_ES"/>
         </w:rPr>
-        <w:t xml:space="preserve"> Yo soy quien frsutra las señales de los falsos profetas y hace quedar como tontos a los adivinos. Yo hago retroceder a los sabios y convierto su sabiduría en necedad.</w:t>
+        <w:t xml:space="preserve"> Yo soy quien frustra las señales de los falsos profetas y hace quedar como tontos a los adivinos. Yo hago retroceder a los sabios y convierto su sabiduría en necedad.</w:t>
       </w:r>
     </w:p>
     <w:p>
@@ -19088,7 +19088,7 @@
         <w:rPr>
           <w:lang w:val="es_ES" w:bidi="es_ES"/>
         </w:rPr>
-        <w:t xml:space="preserve"> Yo digo a las profundidades: «¡Séquense!», y se secan.</w:t>
+        <w:t xml:space="preserve"> Yo digo a las profundidades: "¡Séquense!", y se secan.</w:t>
       </w:r>
     </w:p>
     <w:p>
@@ -19146,7 +19146,7 @@
         <w:rPr>
           <w:lang w:val="es_ES" w:bidi="es_ES"/>
         </w:rPr>
-        <w:t xml:space="preserve"> Esto dice el Señor a Ciro, su ungido, a quien ha tomado de la mano derecha para someter naciones delante de él y despojar de sus armas a los reyes, para abrir delante de él las puertas de modo que ninguna quede cerrada:</w:t>
+        <w:t xml:space="preserve"> Esto dice el Señor a Ciro, su ungido. Lo ha tomado de la mano derecha para someter naciones delante de él y despojar de sus armas a los reyes, para abrir delante de él las puertas de modo que ninguna quede cerrada. Dice:</w:t>
       </w:r>
     </w:p>
     <w:p>
@@ -19167,7 +19167,7 @@
         <w:rPr>
           <w:lang w:val="es_ES" w:bidi="es_ES"/>
         </w:rPr>
-        <w:t xml:space="preserve"> Yo iré delante de ti y allanaré las montañas. Romperé las puertas de bronce y haré pedazos los cerrojos de hierro.</w:t>
+        <w:t xml:space="preserve"> —Yo iré delante de ti y allanaré las montañas. Romperé las puertas de bronce y haré pedazos los cerrojos de hierro.</w:t>
       </w:r>
     </w:p>
     <w:p>
@@ -19230,7 +19230,7 @@
         <w:rPr>
           <w:lang w:val="es_ES" w:bidi="es_ES"/>
         </w:rPr>
-        <w:t xml:space="preserve"> Yo soy el Señor, y no hay otro. Te fortaleceré, aunque no me conoces,</w:t>
+        <w:t xml:space="preserve"> Yo soy el Señor, y no hay otro. Te fortaleceré, aunque no me conoces.</w:t>
       </w:r>
     </w:p>
     <w:p>
@@ -19251,7 +19251,7 @@
         <w:rPr>
           <w:lang w:val="es_ES" w:bidi="es_ES"/>
         </w:rPr>
-        <w:t xml:space="preserve"> para que todos reconozcan, desde donde nace el sol hasta donde se oculta, que no hay ningún otro fuera de mí. Yo soy el Señor, no hay ningún otro.</w:t>
+        <w:t xml:space="preserve"> Lo haré para que todos reconozcan, desde donde nace el sol hasta donde se oculta, que no hay ningún otro fuera de mí. Yo soy el Señor, no hay ningún otro.</w:t>
       </w:r>
     </w:p>
     <w:p>
@@ -19272,7 +19272,7 @@
         <w:rPr>
           <w:lang w:val="es_ES" w:bidi="es_ES"/>
         </w:rPr>
-        <w:t xml:space="preserve"> Yo formo la luz y creo la oscuridad. Yo traigo la prosperidad y permito la calamidad. Yo, el Señor, hago todas estas cosas.</w:t>
+        <w:t xml:space="preserve"> »Yo formo la luz y creo la oscuridad. Yo traigo la prosperidad y permito la calamidad. Yo, el Señor, hago todas estas cosas.</w:t>
       </w:r>
     </w:p>
     <w:p>
@@ -19293,7 +19293,7 @@
         <w:rPr>
           <w:lang w:val="es_ES" w:bidi="es_ES"/>
         </w:rPr>
-        <w:t xml:space="preserve"> Que el cielo destila y llueva su justicia. Que la tierra produzca salvación y que la justicia brote con ella.Yo, el Señor, lo he creado.</w:t>
+        <w:t xml:space="preserve"> Que el cielo destila y llueva su justicia. Que la tierra produzca salvación y que la justicia brote con ella. Yo, el Señor, lo he creado.</w:t>
       </w:r>
     </w:p>
     <w:p>
@@ -19314,7 +19314,7 @@
         <w:rPr>
           <w:lang w:val="es_ES" w:bidi="es_ES"/>
         </w:rPr>
-        <w:t xml:space="preserve"> ¡Ay de quien discute con su Creador! No es más que un pedazo de barro entre otros pedazos de barro. ¿Acaso le dice el barro al alfarero: «¿Qué estás haciendo?»? ¿O le reclama la vasija: «¡No tienes manos!»?</w:t>
+        <w:t xml:space="preserve"> ¡Ay de quien discute con su Creador! No es más que un pedazo de barro entre otros pedazos de barro. El barro no le dice al alfarero: "¿Qué estás haciendo?", ¿no? La vasija no le reclama: "¡No tienes manos!", ¿verdad?</w:t>
       </w:r>
     </w:p>
     <w:p>
@@ -19335,7 +19335,7 @@
         <w:rPr>
           <w:lang w:val="es_ES" w:bidi="es_ES"/>
         </w:rPr>
-        <w:t xml:space="preserve"> ¡Ay del que le dice a su padre: «¡Mira lo que has engendrado!», o a su madre: «¡Mira lo que has dado a luz!».</w:t>
+        <w:t xml:space="preserve"> Hay quien le dice a su padre: "¡Mira lo que has engendrado!", o a su madre: "¡Mira lo que has dado a luz!". ¡Ay de ellos!</w:t>
       </w:r>
     </w:p>
     <w:p>
@@ -19419,7 +19419,7 @@
         <w:rPr>
           <w:lang w:val="es_ES" w:bidi="es_ES"/>
         </w:rPr>
-        <w:t xml:space="preserve"> El Señor dice:—Los productos de Egipto, las riquezas de Etiopía y los sabeos de gran estatura pasarán a ti y serán tuyos. Irán detrás de ti encadenados, se postrarán ante ti y te suplicarán: «Solo en ti está Dios, y no hay ningún otro. No hay otro Dios».</w:t>
+        <w:t xml:space="preserve"> El Señor dice:—Los productos de Egipto, las riquezas de Etiopía y los sabeos de gran estatura pasarán a ti y serán tuyos. Irán detrás de ti encadenados, se postrarán ante ti y declararán: "Solo en ti está Dios, y no hay ningún otro. No hay otro Dios".</w:t>
       </w:r>
     </w:p>
     <w:p>
@@ -19503,7 +19503,7 @@
         <w:rPr>
           <w:lang w:val="es_ES" w:bidi="es_ES"/>
         </w:rPr>
-        <w:t xml:space="preserve"> Esto dice el Señor creó los cielos y los formó, el que hizo la tierra y todo lo que hay en ella el que la estableció para que fuera habitada, no para que quedara vacía: «Yo soy el Señor, y no hay otro».</w:t>
+        <w:t xml:space="preserve"> El Señor creó los cielos y los formó. Hizo la tierra y todo lo que hay en ella. La estableció para que fuera habitada, no para que quedara vacía. Esto dice:—Yo soy el Señor, y no hay otro.</w:t>
       </w:r>
     </w:p>
     <w:p>
@@ -19524,7 +19524,7 @@
         <w:rPr>
           <w:lang w:val="es_ES" w:bidi="es_ES"/>
         </w:rPr>
-        <w:t xml:space="preserve"> Nunca hablé en secreto ni murmuré en algún lugar oscuro. No le dije a los descendientes de Jacob: «Búsquenme en el caos». Yo, el Señor, hablo con verdad y declaro lo que es justo.</w:t>
+        <w:t xml:space="preserve"> Nunca hablé en secreto ni murmuré en algún lugar oscuro. No le dije a los descendientes de Jacob: "Búsquenme en el caos". Yo, el Señor, hablo con verdad y declaro lo que es justo.</w:t>
       </w:r>
     </w:p>
     <w:p>
@@ -19566,7 +19566,7 @@
         <w:rPr>
           <w:lang w:val="es_ES" w:bidi="es_ES"/>
         </w:rPr>
-        <w:t xml:space="preserve"> Consulten entre ustedes y presenten su caso. ¿Quién anunció esto desde hace tiempo? ¿Quién lo declaró desde la antigüedad? ¿No fui yo, el Señor? No hay otro Dios fuera de mí. Yo soy el único Dios justo y Salvador. No hay ningún otro.</w:t>
+        <w:t xml:space="preserve"> »Consulten entre ustedes y presenten su caso. ¿Quién anunció esto desde hace tiempo? ¿Quién lo declaró desde la antigüedad? ¿No fui yo, el Señor? No hay otro Dios fuera de mí. Yo soy el único Dios justo y Salvador. No hay ningún otro.</w:t>
       </w:r>
     </w:p>
     <w:p>
@@ -19608,7 +19608,7 @@
         <w:rPr>
           <w:lang w:val="es_ES" w:bidi="es_ES"/>
         </w:rPr>
-        <w:t xml:space="preserve"> Por mí mismo he jurado; de mi boca ha salido una palabra justa que no será revocada: ante mí se doblará toda rodilla y por mí jurará toda lengua.</w:t>
+        <w:t xml:space="preserve"> Por mí mismo he jurado; de mi boca ha salido una palabra justa que no será revocada. Ante mí se doblará toda rodilla y por mí jurará toda lengua.</w:t>
       </w:r>
     </w:p>
     <w:p>
@@ -19629,7 +19629,7 @@
         <w:rPr>
           <w:lang w:val="es_ES" w:bidi="es_ES"/>
         </w:rPr>
-        <w:t xml:space="preserve"> Dirán de mí: «Solo en el Señor hay justicia y fuerza». Todos los que se enojaron contra él vendrán a él avergonzados.</w:t>
+        <w:t xml:space="preserve"> Dirán de mí: "Solo en el Señor hay justicia y fuerza". Todos los que se enojaron contra él vendrán a él avergonzados.</w:t>
       </w:r>
     </w:p>
     <w:p>
@@ -19650,7 +19650,7 @@
         <w:rPr>
           <w:lang w:val="es_ES" w:bidi="es_ES"/>
         </w:rPr>
-        <w:t xml:space="preserve"> En el Señor será justificada toda la descendencia de Israel y se gloriará.</w:t>
+        <w:t xml:space="preserve"> En el Señor será justificada toda la descendencia de Israel y se gloriará en él.</w:t>
       </w:r>
     </w:p>
     <w:p>
@@ -19729,7 +19729,7 @@
         <w:rPr>
           <w:lang w:val="es_ES" w:bidi="es_ES"/>
         </w:rPr>
-        <w:t xml:space="preserve"> Escúchenme, descendientes de Jacob, todos los que quedan de Israel: yo los he cargado desde el vientre y los he llevado desde el nacimiento.</w:t>
+        <w:t xml:space="preserve"> —Escúchenme, descendientes de Jacob, todos los que quedan de Israel. Yo los he cargado desde el vientre y los he llevado desde el nacimiento.</w:t>
       </w:r>
     </w:p>
     <w:p>
@@ -19792,7 +19792,7 @@
         <w:rPr>
           <w:lang w:val="es_ES" w:bidi="es_ES"/>
         </w:rPr>
-        <w:t xml:space="preserve"> Algunos derrochan oro de sus bolsas y pesan plata en la balanza. Contratan a un orfebre para que les haga un dios. Luego se postran y lo adoran.</w:t>
+        <w:t xml:space="preserve"> »Algunos derrochan oro de sus bolsas y pesan plata en la balanza. Contratan a un orfebre para que les haga un dios. Luego se postran y lo adoran.</w:t>
       </w:r>
     </w:p>
     <w:p>
@@ -19834,7 +19834,7 @@
         <w:rPr>
           <w:lang w:val="es_ES" w:bidi="es_ES"/>
         </w:rPr>
-        <w:t xml:space="preserve"> No olviden esto, rebeldes; fíjenlo en su corazón,</w:t>
+        <w:t xml:space="preserve"> No olviden esto, rebeldes; fíjenlo en su corazón.</w:t>
       </w:r>
     </w:p>
     <w:p>
@@ -19855,7 +19855,7 @@
         <w:rPr>
           <w:lang w:val="es_ES" w:bidi="es_ES"/>
         </w:rPr>
-        <w:t xml:space="preserve"> tengan presente las cosas antiguas! Porque yo soy Dios, y no hay otro. Yo soy Dios, y no hay nadie como yo.</w:t>
+        <w:t xml:space="preserve"> ¡Tengan presente las cosas antiguas! Yo soy Dios, y no hay otro. Yo soy Dios, y no hay nadie como yo.</w:t>
       </w:r>
     </w:p>
     <w:p>
@@ -19897,7 +19897,7 @@
         <w:rPr>
           <w:lang w:val="es_ES" w:bidi="es_ES"/>
         </w:rPr>
-        <w:t xml:space="preserve"> Desde el oriente llamaré a un ave de rapiña; desde una tierra lejana llamaré a un hombre para cumplir mi propósito. Lo que he dicho, lo haré cumplir; lo que he planeado, lo realizaré.</w:t>
+        <w:t xml:space="preserve"> »Desde el oriente llamaré a un ave de rapiña; desde una tierra lejana llamaré a un hombre para cumplir mi propósito. Lo que he dicho, lo haré cumplir; lo que he planeado, lo realizaré.</w:t>
       </w:r>
     </w:p>
     <w:p>
@@ -19976,7 +19976,7 @@
         <w:rPr>
           <w:lang w:val="es_ES" w:bidi="es_ES"/>
         </w:rPr>
-        <w:t xml:space="preserve"> ¡Desciende y siéntate en el polvo, Babilonia, ciudad virgen! Siéntate en el suelo sin trono, hija de los caldeos. Ya no te llamarán delicada ni refinada.</w:t>
+        <w:t xml:space="preserve"> »¡Desciende y siéntate en el polvo, Babilonia, ciudad virgen! Siéntate en el suelo sin trono, hija de los caldeos. Ya no te llamarán delicada ni refinada.</w:t>
       </w:r>
     </w:p>
     <w:p>
@@ -20060,7 +20060,7 @@
         <w:rPr>
           <w:lang w:val="es_ES" w:bidi="es_ES"/>
         </w:rPr>
-        <w:t xml:space="preserve"> Siéntate en silencio y entra en la oscuridad, hija de los caldeos. Nunca más te llamarán soberana de los reinos.</w:t>
+        <w:t xml:space="preserve"> —Siéntate en silencio y entra en la oscuridad, hija de los caldeos. Nunca más te llamarán soberana de los reinos.</w:t>
       </w:r>
     </w:p>
     <w:p>
@@ -20123,7 +20123,7 @@
         <w:rPr>
           <w:lang w:val="es_ES" w:bidi="es_ES"/>
         </w:rPr>
-        <w:t xml:space="preserve"> Ahora escucha esto, nación entregada a los placeres, que vives confiada y dices en tu corazón: «Yo soy, y no hay otra fuera de mí. Nunca quedaré viuda ni perderé a mis hijos».</w:t>
+        <w:t xml:space="preserve"> »Ahora escucha esto, nación entregada a los placeres. Vives confiada y dices en tu corazón: "Yo soy, y no hay otra fuera de mí. Nunca quedaré viuda ni perderé a mis hijos".</w:t>
       </w:r>
     </w:p>
     <w:p>
@@ -20144,7 +20144,7 @@
         <w:rPr>
           <w:lang w:val="es_ES" w:bidi="es_ES"/>
         </w:rPr>
-        <w:t xml:space="preserve"> Pues bien, ambas cosas te sucederán en un momento, en un solo día: perderás a tus hijos y te quedarás viuda. Te sucederá todo esto a pesar de tu mucha magia y tus numerosos hechizos.</w:t>
+        <w:t xml:space="preserve"> Pues bien, ambas cosas te sucederán en un momento, en un solo día. Perderás a tus hijos y te quedarás viuda. Te sucederá todo esto a pesar de tu mucha magia y tus numerosos hechizos.</w:t>
       </w:r>
     </w:p>
     <w:p>
@@ -20165,7 +20165,7 @@
         <w:rPr>
           <w:lang w:val="es_ES" w:bidi="es_ES"/>
         </w:rPr>
-        <w:t xml:space="preserve"> Te sentías segura en tu maldad y decías: «Nadie me ve». Tu sabiduría y tu conocimiento te engañaron. Dijiste en tu corazón: «Yo soy, y no hay otra fuera de mí».</w:t>
+        <w:t xml:space="preserve"> Te sentías segura en tu maldad y decías: "Nadie me ve". Tu sabiduría y tu conocimiento te engañaron. Dijiste en tu corazón: "Yo soy, y no hay otra fuera de mí".</w:t>
       </w:r>
     </w:p>
     <w:p>
@@ -20307,7 +20307,7 @@
         <w:rPr>
           <w:lang w:val="es_ES" w:bidi="es_ES"/>
         </w:rPr>
-        <w:t xml:space="preserve"> Escuchen esto, descendientes de Jacob, ustedes que llevan el nombre de Israel y proceden de la descendencia de Judá. Ustedes juran en el nombre del Señor e invocan al Dios de Israel, pero no con sinceridad ni con justicia.</w:t>
+        <w:t xml:space="preserve"> »Escuchen esto, descendientes de Jacob, ustedes que llevan el nombre de Israel y proceden de la descendencia de Judá. Ustedes juran en el nombre del Señor e invocan al Dios de Israel, pero no con sinceridad ni con justicia.</w:t>
       </w:r>
     </w:p>
     <w:p>
@@ -20391,7 +20391,7 @@
         <w:rPr>
           <w:lang w:val="es_ES" w:bidi="es_ES"/>
         </w:rPr>
-        <w:t xml:space="preserve"> Por eso les anuncié estas cosas con anticipación. Se las hice saber antes de que sucedieran, para que no dijeran: «Mi ídolo las hizo; mi imagen tallada y mi ídolo de metal fundido las ordenaron».</w:t>
+        <w:t xml:space="preserve"> Por eso les anuncié estas cosas con anticipación. Se las hice saber antes de que sucedieran, para que no dijeran: "Mi ídolo las hizo; mi imagen tallada y mi ídolo de metal fundido las ordenaron".</w:t>
       </w:r>
     </w:p>
     <w:p>
@@ -20412,7 +20412,7 @@
         <w:rPr>
           <w:lang w:val="es_ES" w:bidi="es_ES"/>
         </w:rPr>
-        <w:t xml:space="preserve"> Ustedes han oído todo esto y lo han visto cumplirse, pero se niegan a admitirlo. Ahora les anuncio cosas nuevas, secretos que ustedes desconocen.</w:t>
+        <w:t xml:space="preserve"> Ustedes han oído todo esto y lo han visto cumplirse, pero se niegan a admitirlo. »Ahora les anuncio cosas nuevas, secretos que ustedes desconocen.</w:t>
       </w:r>
     </w:p>
     <w:p>
@@ -20433,7 +20433,7 @@
         <w:rPr>
           <w:lang w:val="es_ES" w:bidi="es_ES"/>
         </w:rPr>
-        <w:t xml:space="preserve"> Acaban de ser creadas, no existían antes de hoy. Antes de hoy no habían oído de ellas, para que no pudieran decir: «¡Ya lo sabíamos!».</w:t>
+        <w:t xml:space="preserve"> Acaban de ser creadas, no existían antes de hoy. Antes de hoy no habían oído de ellas, para que no pudieran decir: "¡Ya lo sabíamos!".</w:t>
       </w:r>
     </w:p>
     <w:p>
@@ -20538,7 +20538,7 @@
         <w:rPr>
           <w:lang w:val="es_ES" w:bidi="es_ES"/>
         </w:rPr>
-        <w:t xml:space="preserve"> Escúchenme, Jacob, pueblo mío; Israel, mi elegido. Yo soy; yo soy el primero y también el último.</w:t>
+        <w:t xml:space="preserve"> »Escúchenme, Jacob, pueblo mío; Israel, mi elegido. Yo soy; yo soy el primero y también el último.</w:t>
       </w:r>
     </w:p>
     <w:p>
@@ -20685,7 +20685,7 @@
         <w:rPr>
           <w:lang w:val="es_ES" w:bidi="es_ES"/>
         </w:rPr>
-        <w:t xml:space="preserve"> Su descendencia habría sido tan numerosa como la arena del mar, imposible de contar, y su nombre jamás habría sido borrado ni destruido.</w:t>
+        <w:t xml:space="preserve"> Su descendencia habría sido tan numerosa como la arena del mar, imposible de contar. Su nombre jamás habría sido borrado ni destruido.</w:t>
       </w:r>
     </w:p>
     <w:p>
@@ -20706,7 +20706,7 @@
         <w:rPr>
           <w:lang w:val="es_ES" w:bidi="es_ES"/>
         </w:rPr>
-        <w:t xml:space="preserve"> ¡Salgan de Babilonia! ¡Huyan de los caldeos! Anuncien esto con gritos de alegría y proclámenlo. Llévenlo hasta los confines de la tierra. Digan: «El Señor ha redimido a su siervo Jacob».</w:t>
+        <w:t xml:space="preserve"> ¡Salgan de Babilonia! ¡Huyan de los caldeos! Anuncien esto con gritos de alegría y proclámenlo. Llévenlo hasta los confines de la tierra. Digan:—El Señor ha redimido a su siervo Jacob.</w:t>
       </w:r>
     </w:p>
     <w:p>
@@ -20748,7 +20748,7 @@
         <w:rPr>
           <w:lang w:val="es_ES" w:bidi="es_ES"/>
         </w:rPr>
-        <w:t xml:space="preserve"> No hay paz para los malvados, dice el Señor.</w:t>
+        <w:t xml:space="preserve"> No hay paz para los malvados. Lo dice el Señor.</w:t>
       </w:r>
     </w:p>
     <w:p>
@@ -20785,7 +20785,7 @@
         <w:rPr>
           <w:lang w:val="es_ES" w:bidi="es_ES"/>
         </w:rPr>
-        <w:t xml:space="preserve"> Escúchenme, costas lejanas. Oigan esto, naciones distantes: El Señor me llamó desde antes de nacer. Desde el vientre de mi madre pronunció mi nombre.</w:t>
+        <w:t xml:space="preserve"> Escúchenme, costas lejanas. Oigan esto, naciones distantes. El Señor me llamó desde antes de nacer. Desde el vientre de mi madre pronunció mi nombre.</w:t>
       </w:r>
     </w:p>
     <w:p>
@@ -20848,7 +20848,7 @@
         <w:rPr>
           <w:lang w:val="es_ES" w:bidi="es_ES"/>
         </w:rPr>
-        <w:t xml:space="preserve"> Yo respondí: —Me dije a mí mismo: he trabajado en vano, he gastado mis fuerzas sin lograr nada. Sin embargo, mi causa está en las manos del Señor, y mi recompensa está con mi Dios.</w:t>
+        <w:t xml:space="preserve"> Yo respondí: —He trabajado en vano, he gastado mis fuerzas sin lograr nada. Sin embargo, mi causa está en las manos del Señor, y mi recompensa está con mi Dios.</w:t>
       </w:r>
     </w:p>
     <w:p>
@@ -20869,7 +20869,7 @@
         <w:rPr>
           <w:lang w:val="es_ES" w:bidi="es_ES"/>
         </w:rPr>
-        <w:t xml:space="preserve"> El Señor me formó desde el vientre de mi madre para ser su siervo. Me encargó traer de regreso a Jacob y reunir a Israel para él. Soy digno de honraante los ojos del Señor, y mi Dios fue mi fortaleza. Él me dijo:</w:t>
+        <w:t xml:space="preserve"> El Señor me formó desde el vientre de mi madre para ser su siervo. Me encargó traer de regreso a Jacob y reunir a Israel para él. Soy digno de honra ante los ojos del Señor, y mi Dios fue mi fortaleza. Él me dijo:</w:t>
       </w:r>
     </w:p>
     <w:p>
@@ -20911,7 +20911,7 @@
         <w:rPr>
           <w:lang w:val="es_ES" w:bidi="es_ES"/>
         </w:rPr>
-        <w:t xml:space="preserve"> El Señor, el Redentor y Santo de Israel, habla al que es despreciado y rechazado por la humanidad, al que está sometido bajo los gobernantes del mundo. Dice:—Los reyes se pondrán de pie cuando pases, y los príncipes se inclinarán ante ti. Esto sucederá porque el Señor te ha elegido. Él es fiel y cumplirá lo que ha prometido.</w:t>
+        <w:t xml:space="preserve"> El Señor, el Redentor y Santo de Israel, habla al que es despreciado y rechazado por la humanidad. Habla al que está sometido bajo los gobernantes del mundo. Dice:—Los reyes se pondrán de pie cuando pases, y los príncipes se inclinarán ante ti. Esto sucederá porque el Señor te ha elegido. Él es fiel y cumplirá lo que ha prometido.</w:t>
       </w:r>
     </w:p>
     <w:p>
@@ -20932,7 +20932,7 @@
         <w:rPr>
           <w:lang w:val="es_ES" w:bidi="es_ES"/>
         </w:rPr>
-        <w:t xml:space="preserve"> El Señor dice:—En el momento oportuno te respondí. En el día de salvación te ayudé. Te protegeré y te daré como pacto al pueblo para restaurar la tierra y repartir las heredades desoladas. Dirás a los cautivos: «¡Salgan!», y a los que están en tinieblas: «¡Muéstrense!». Pastorearán junto a los caminos y en todas las colinas encontrarán pastos.</w:t>
+        <w:t xml:space="preserve"> El Señor dice:—En el momento oportuno te respondí. En el día de salvación te ayudé. Te protegeré y te daré como pacto al pueblo para restaurar la tierra y repartir las heredades desoladas. Dirás a los cautivos: "¡Salgan!", y a los que están en tinieblas: "¡Muéstrense!". Pastorearán junto a los caminos y en todas las colinas encontrarán pastos.</w:t>
       </w:r>
     </w:p>
     <w:p>
@@ -21016,7 +21016,7 @@
         <w:rPr>
           <w:lang w:val="es_ES" w:bidi="es_ES"/>
         </w:rPr>
-        <w:t xml:space="preserve"> ¡Canten de alegría, cielos! ¡Grita de júbilo, tierra! ¡Prorrumpan en cantos, montañas! Porque el Señor ha consolado a su pueblo y tendrá compasión de los afligidos.</w:t>
+        <w:t xml:space="preserve"> ¡Canten de alegría, cielos! ¡Grita de júbilo, tierra! ¡Prorrumpan en cantos, montañas! El Señor ha consolado a su pueblo y tendrá compasión de los afligidos.</w:t>
       </w:r>
     </w:p>
     <w:p>
@@ -21037,7 +21037,7 @@
         <w:rPr>
           <w:lang w:val="es_ES" w:bidi="es_ES"/>
         </w:rPr>
-        <w:t xml:space="preserve"> Pero ellos dicen: «El Señor nos ha abandonado, nos ha olvidado».</w:t>
+        <w:t xml:space="preserve"> Pero ellos dicen:—El Señor nos ha abandonado, nos ha olvidado.</w:t>
       </w:r>
     </w:p>
     <w:p>
@@ -21058,7 +21058,7 @@
         <w:rPr>
           <w:lang w:val="es_ES" w:bidi="es_ES"/>
         </w:rPr>
-        <w:t xml:space="preserve"> ¿Puede una madre olvidar a su bebé y no amar al hijo que llevó en su vientre? Aunque ella pudiera olvidarlo, yo no te olvidaré.</w:t>
+        <w:t xml:space="preserve"> El Señor responde:—¿Puede una madre olvidar a su bebé y no amar al hijo que llevó en su vientre? Aunque ella pudiera olvidarlo, yo no te olvidaré.</w:t>
       </w:r>
     </w:p>
     <w:p>
@@ -21121,7 +21121,7 @@
         <w:rPr>
           <w:lang w:val="es_ES" w:bidi="es_ES"/>
         </w:rPr>
-        <w:t xml:space="preserve"> Levanta los ojos y miren a tu alrededor. Todos tus hijos se reúnen y vienen a ti. Tan cierto como que yo vivo, dice el Señor, te los pondrás a todos ellos como joyas; te adornarás con ellos como una novia.</w:t>
+        <w:t xml:space="preserve"> Levanta los ojos y mira a tu alrededor. Todos tus hijos se reúnen y vienen a ti. Tan cierto como que yo vivo, te los pondrás a todos ellos como joyas; te adornarás con ellos como una novia.</w:t>
       </w:r>
     </w:p>
     <w:p>
@@ -21163,7 +21163,7 @@
         <w:rPr>
           <w:lang w:val="es_ES" w:bidi="es_ES"/>
         </w:rPr>
-        <w:t xml:space="preserve"> Los hijos que nacieron durante tu exilio dirán:—Este lugar es demasiado pequeño para nosotros. ¡Necesitamos más espacio!</w:t>
+        <w:t xml:space="preserve"> Los hijos que nacieron durante tu exilio dirán: "Este lugar es demasiado pequeño para nosotros. ¡Necesitamos más espacio!".</w:t>
       </w:r>
     </w:p>
     <w:p>
@@ -21184,7 +21184,7 @@
         <w:rPr>
           <w:lang w:val="es_ES" w:bidi="es_ES"/>
         </w:rPr>
-        <w:t xml:space="preserve"> Entonces te preguntarás:—¿Quién nos ha dado a todos estos hijos? La mayoría de nuestros hijos murieron y el resto fue llevado cautivo. Nos dejaron solos aquí. ¿Quién crió a todos estos? ¿De dónde vinieron?</w:t>
+        <w:t xml:space="preserve"> Entonces te preguntarás: "¿Quién nos ha dado a todos estos hijos? La mayoría de nuestros hijos murieron y el resto fue llevado cautivo. Nos dejaron solos aquí. ¿Quién crio a todos estos? ¿De dónde vinieron?".</w:t>
       </w:r>
     </w:p>
     <w:p>
@@ -21226,7 +21226,7 @@
         <w:rPr>
           <w:lang w:val="es_ES" w:bidi="es_ES"/>
         </w:rPr>
-        <w:t xml:space="preserve"> Los reyes serán tus padres adoptivos y sus reinas serán tus cuidadoras. Se inclinarán ante ti con el rostro en tierra y lamerán el polvo de tus pies. Entonces sabrás que yo soy el Señor; los que confían en mí no serán avergonzados.</w:t>
+        <w:t xml:space="preserve"> Los reyes serán tus padres adoptivos y sus reinas serán tus cuidadoras. Se inclinarán ante ti con el rostro en tierra y lamerán el polvo de tus pies. Entonces sabrás que yo soy el Señor. Los que confían en mí no serán avergonzados.</w:t>
       </w:r>
     </w:p>
     <w:p>
@@ -21536,7 +21536,7 @@
         <w:rPr>
           <w:lang w:val="es_ES" w:bidi="es_ES"/>
         </w:rPr>
-        <w:t xml:space="preserve"> Pero oigan todos ustedes que encienden fuego y se rodean de antorchas encendidas: caminen a la luz de su propio fuego y de las antorchas que han encendido. Esto es lo que recibirán de mi mano: yacerán en medio de tormentos.</w:t>
+        <w:t xml:space="preserve"> Pero oigan todos ustedes que encienden fuego y se rodean de antorchas encendidas. Caminen a la luz de su propio fuego y de las antorchas que han encendido. Esto es lo que recibirán de mi mano: yacerán en medio de tormentos.</w:t>
       </w:r>
     </w:p>
     <w:p>
@@ -21573,7 +21573,7 @@
         <w:rPr>
           <w:lang w:val="es_ES" w:bidi="es_ES"/>
         </w:rPr>
-        <w:t xml:space="preserve"> ¡Escúchenme, ustedes que buscan la justicia y siguen al Señor! Piensen en la roca de la cual fueron cortados, en la cantera de la cual fueron extraídos.</w:t>
+        <w:t xml:space="preserve"> Dice el Señor:—¡Escúchenme, ustedes que buscan la justicia y siguen al Señor! Piensen en la roca de la cual fueron cortados, en la cantera de la cual fueron extraídos.</w:t>
       </w:r>
     </w:p>
     <w:p>
@@ -21636,7 +21636,7 @@
         <w:rPr>
           <w:lang w:val="es_ES" w:bidi="es_ES"/>
         </w:rPr>
-        <w:t xml:space="preserve"> Escúchenme, pueblo mío; préstame atención, mi nación, porque de mí saldrá la ley; mi justicia será luz para las naciones.</w:t>
+        <w:t xml:space="preserve"> —Escúchenme, pueblo mío; préstame atención, mi nación, porque de mí saldrá la ley; mi justicia será luz para las naciones.</w:t>
       </w:r>
     </w:p>
     <w:p>
@@ -21678,7 +21678,7 @@
         <w:rPr>
           <w:lang w:val="es_ES" w:bidi="es_ES"/>
         </w:rPr>
-        <w:t xml:space="preserve"> Levanten los ojos al cielo y miren la tierra abajo, porque el cielo se desvanecerá como humo, la tierra se desgastará como un vestido y sus habitantes morirán como moscas. Pero mi salvación durará para siempre y mi justicia no fallará.</w:t>
+        <w:t xml:space="preserve"> Levanten los ojos al cielo y miren la tierra abajo, porque el cielo se desvanecerá como humo. La tierra se desgastará como un vestido y sus habitantes morirán como moscas. Pero mi salvación durará para siempre y mi justicia no fallará.</w:t>
       </w:r>
     </w:p>
     <w:p>
@@ -21699,7 +21699,7 @@
         <w:rPr>
           <w:lang w:val="es_ES" w:bidi="es_ES"/>
         </w:rPr>
-        <w:t xml:space="preserve"> Escúchenme, ustedes que conocen la justicia, pueblo que lleva mi ley en el corazón: no teman las ofensas de los hombres ni se acobarden por sus insultos.</w:t>
+        <w:t xml:space="preserve"> »Escúchenme, ustedes que conocen la justicia, pueblo que lleva mi ley en el corazón. No teman las ofensas de los seres humanos ni se acobarden por sus insultos.</w:t>
       </w:r>
     </w:p>
     <w:p>
@@ -21720,7 +21720,7 @@
         <w:rPr>
           <w:lang w:val="es_ES" w:bidi="es_ES"/>
         </w:rPr>
-        <w:t xml:space="preserve"> Porque la polilla los consumirá como un vestido, el gusano los devorará como lana, pero mi justicia durará para siempre y mi salvación por todas las generaciones.</w:t>
+        <w:t xml:space="preserve"> La polilla los consumirá como un vestido, el gusano los devorará como lana, pero mi justicia durará para siempre y mi salvación por todas las generaciones.</w:t>
       </w:r>
     </w:p>
     <w:p>
@@ -21741,7 +21741,7 @@
         <w:rPr>
           <w:lang w:val="es_ES" w:bidi="es_ES"/>
         </w:rPr>
-        <w:t xml:space="preserve"> ¡Despierta, despierta! ¡Vístete de poder, brazo del Señor! Despierta como en los días antiguos, como en las generaciones pasadas. ¿No fuiste tú quien despedazó a Rahab y atravesó al monstruo marino?</w:t>
+        <w:t xml:space="preserve"> ¡Despierta, despierta! ¡Vístete de poder, brazo del Señor! Despierta como en los días antiguos, como en las generaciones pasadas. ¿No fuiste tú quien despedazó a Rahab1 y atravesó a ese monstruo marino?</w:t>
       </w:r>
     </w:p>
     <w:p>
@@ -21804,7 +21804,7 @@
         <w:rPr>
           <w:lang w:val="es_ES" w:bidi="es_ES"/>
         </w:rPr>
-        <w:t xml:space="preserve"> Yo, sí, yo soy quien te consuela. ¿Por qué temes a los simples mortales que mueren, a los seres humanos que se marchitan como la hierba?</w:t>
+        <w:t xml:space="preserve"> Dice el Señor:—Yo, sí, yo soy quien te consuela. ¿Por qué temes a los simples mortales que mueren, a los seres humanos que se marchitan como la hierba?</w:t>
       </w:r>
     </w:p>
     <w:p>
@@ -21846,7 +21846,7 @@
         <w:rPr>
           <w:lang w:val="es_ES" w:bidi="es_ES"/>
         </w:rPr>
-        <w:t xml:space="preserve"> Los cautivos pronto serán liberados.No morirán en la prisión ni les faltará el alimento.</w:t>
+        <w:t xml:space="preserve"> Los cautivos pronto serán liberados. No morirán en la prisión ni les faltará el alimento.</w:t>
       </w:r>
     </w:p>
     <w:p>
@@ -21888,7 +21888,7 @@
         <w:rPr>
           <w:lang w:val="es_ES" w:bidi="es_ES"/>
         </w:rPr>
-        <w:t xml:space="preserve"> He puesto mis palabras en tu boca y te he cubierto con la sombra de mi mano. Yo establecí los cielos y puse los cimientos de la tierra. Yo digo a Sion: «Tú eres mi pueblo».</w:t>
+        <w:t xml:space="preserve"> He puesto mis palabras en tu boca y te he cubierto con la sombra de mi mano. Yo establecí los cielos y puse los cimientos de la tierra. Yo digo a Sion: "Tú eres mi pueblo".</w:t>
       </w:r>
     </w:p>
     <w:p>
@@ -21951,7 +21951,7 @@
         <w:rPr>
           <w:lang w:val="es_ES" w:bidi="es_ES"/>
         </w:rPr>
-        <w:t xml:space="preserve"> Dos desgracias te han sobrevenido: devastación y destrucción, hambre y espada. ¿Quién se compadecerá de ti?¿Quién te consolará?</w:t>
+        <w:t xml:space="preserve"> Te han sobrevenido estas desgracias: devastación y destrucción, hambre y espada. ¿Quién se compadecerá de ti? ¿Quién te consolará?</w:t>
       </w:r>
     </w:p>
     <w:p>
@@ -22114,7 +22114,7 @@
         <w:rPr>
           <w:lang w:val="es_ES" w:bidi="es_ES"/>
         </w:rPr>
-        <w:t xml:space="preserve"> Porque el Señor dice:—Fuiste vendida por nada, y sin dinero serás redimida.</w:t>
+        <w:t xml:space="preserve"> El Señor dice:—Fuiste vendida por nada, y sin dinero serás redimida.</w:t>
       </w:r>
     </w:p>
     <w:p>
@@ -22156,7 +22156,7 @@
         <w:rPr>
           <w:lang w:val="es_ES" w:bidi="es_ES"/>
         </w:rPr>
-        <w:t xml:space="preserve"> Y ahora, ¿qué ocurre?, pregunta el Señor. ¿Por qué vuelve mi pueblo a estar cautivo y oprimido sin motivo alguno? Quienes lo gobiernan se burlan de él y blasfeman mi nombre día tras día.</w:t>
+        <w:t xml:space="preserve"> Y ahora, ¿qué ocurre? ¿Por qué vuelve mi pueblo a estar cautivo y oprimido sin motivo alguno? Quienes lo gobiernan se burlan de él y blasfeman mi nombre día tras día.</w:t>
       </w:r>
     </w:p>
     <w:p>
@@ -22177,7 +22177,7 @@
         <w:rPr>
           <w:lang w:val="es_ES" w:bidi="es_ES"/>
         </w:rPr>
-        <w:t xml:space="preserve"> Pero llegará el día en que mi pueblo me conocerá y sabrá quién es el que les dice: «¡Aquí estoy!».</w:t>
+        <w:t xml:space="preserve"> Pero llegará el día en que mi pueblo me conocerá y sabrá quién es el que les dice: "¡Aquí estoy!".</w:t>
       </w:r>
     </w:p>
     <w:p>
@@ -22198,7 +22198,7 @@
         <w:rPr>
           <w:lang w:val="es_ES" w:bidi="es_ES"/>
         </w:rPr>
-        <w:t xml:space="preserve"> ¡Qué hermosos son sobre los montes los pies de los que traen buenas noticias, de los que anuncian la paz, de los que traen buenas nuevas, de los que proclaman la salvación, de los que dicen a Sion: «Tu Dios reina!».</w:t>
+        <w:t xml:space="preserve"> ¡Qué hermosos son sobre los montes los pies de los que traen buenas noticias! ¡Hermosos los pies de los que anuncian la paz, de los que traen buenas nuevas, de los que proclaman la salvación, de los que dicen a Sion: —¡Tu Dios reina!</w:t>
       </w:r>
     </w:p>
     <w:p>
@@ -22240,7 +22240,7 @@
         <w:rPr>
           <w:lang w:val="es_ES" w:bidi="es_ES"/>
         </w:rPr>
-        <w:t xml:space="preserve"> ¡Prorrumpan en cánticos de júbilo, ruinas de Jerusalén! Porque el Señor ha consolado a su pueblo y ha redimido a Jerusalén.</w:t>
+        <w:t xml:space="preserve"> ¡Prorrumpan en cánticos de júbilo, ruinas de Jerusalén! El Señor ha consolado a su pueblo y ha redimido a Jerusalén.</w:t>
       </w:r>
     </w:p>
     <w:p>
@@ -22345,7 +22345,7 @@
         <w:rPr>
           <w:lang w:val="es_ES" w:bidi="es_ES"/>
         </w:rPr>
-        <w:t xml:space="preserve"> Muchos se asombrarán al verlo, porque su apariencia estaba tan desfigurada que ya no parecía humano. Así también, dejará atónitas a muchas naciones, y los reyes cerrarán la boca ante él. Porque verán lo que nunca se les había contado y comprenderán lo que nunca habían oído.</w:t>
+        <w:t xml:space="preserve"> Muchos se asombrarán al verlo, porque su apariencia estaba tan desfigurada que ya no parecía humano. Así también, dejará atónitas a muchas naciones, y los reyes cerrarán la boca ante él. Verán lo que nunca se les había contado y comprenderán lo que nunca habían oído.</w:t>
       </w:r>
     </w:p>
     <w:p>
@@ -22571,7 +22571,7 @@
         <w:rPr>
           <w:lang w:val="es_ES" w:bidi="es_ES"/>
         </w:rPr>
-        <w:t xml:space="preserve"> Sin embargo, fue la voluntad del Señor aplastarlo y hacerlo sufrir. Aunque él ofreció su vida como sacrificio por el pecado, verá descendencia y prolongará sus días. La voluntad del Señor se llevará a cabo en él.</w:t>
+        <w:t xml:space="preserve"> Sin embargo, fue la voluntad del Señor aplastarlo y hacerlo sufrir. Él ofreció su vida como sacrificio por el pecado. Por eso, tendrá descendencia y prolongará sus días. La voluntad del Señor se llevará a cabo en él.</w:t>
       </w:r>
     </w:p>
     <w:p>
@@ -22629,7 +22629,7 @@
         <w:rPr>
           <w:lang w:val="es_ES" w:bidi="es_ES"/>
         </w:rPr>
-        <w:t xml:space="preserve"> ¡Canta, mujer estéril que nunca dio a luz! ¡Prorrumpe en cantos de alegría, Jerusalén, porque la abandonada tendrá más hijos que la que tiene esposo!</w:t>
+        <w:t xml:space="preserve"> El Señor dice:—¡Canta, mujer estéril que nunca dio a luz! ¡Prorrumpe en cantos de alegría, Jerusalén, porque la abandonada tendrá más hijos que la que tiene esposo!</w:t>
       </w:r>
     </w:p>
     <w:p>
@@ -22755,7 +22755,7 @@
         <w:rPr>
           <w:lang w:val="es_ES" w:bidi="es_ES"/>
         </w:rPr>
-        <w:t xml:space="preserve"> Por un momento breve te abandoné, pero con gran compasión te traeré de vuelta.</w:t>
+        <w:t xml:space="preserve"> »Por un momento breve te abandoné, pero con gran compasión te traeré de vuelta.</w:t>
       </w:r>
     </w:p>
     <w:p>
@@ -22776,7 +22776,7 @@
         <w:rPr>
           <w:lang w:val="es_ES" w:bidi="es_ES"/>
         </w:rPr>
-        <w:t xml:space="preserve"> En un momento de ira te oculté mi rostro, pero con amor eterno tendré compasión de ti, dice el Señor, tu Redentor.</w:t>
+        <w:t xml:space="preserve"> En un momento de ira te oculté mi rostro, pero con amor eterno tendré compasión de ti.Lo dice el Señor, tu Redentor.</w:t>
       </w:r>
     </w:p>
     <w:p>
@@ -22797,7 +22797,7 @@
         <w:rPr>
           <w:lang w:val="es_ES" w:bidi="es_ES"/>
         </w:rPr>
-        <w:t xml:space="preserve"> Así como en los días de Noé juré que las aguas del diluvio no volverían a cubrir la tierra, ahora juro que no volveré a enojarme contigo ni te reprenderé.</w:t>
+        <w:t xml:space="preserve"> —Así como en los días de Noé juré que las aguas del diluvio no volverían a cubrir la tierra, ahora juro que no volveré a enojarme contigo ni te reprenderé.</w:t>
       </w:r>
     </w:p>
     <w:p>
@@ -22818,7 +22818,7 @@
         <w:rPr>
           <w:lang w:val="es_ES" w:bidi="es_ES"/>
         </w:rPr>
-        <w:t xml:space="preserve"> Aunque las montañas se muevan y las colinas desaparezcan, mi amor no se apartará de ti. Mi pacto de paz no será quebrantado, dice el Señor, quien tiene compasión de ti.</w:t>
+        <w:t xml:space="preserve"> Aunque las montañas se muevan y las colinas desaparezcan, mi amor no se apartará de ti. Mi pacto de paz no será quebrantado. Lo dice el Señor, quien tiene compasión de ti.</w:t>
       </w:r>
     </w:p>
     <w:p>
@@ -22839,7 +22839,7 @@
         <w:rPr>
           <w:lang w:val="es_ES" w:bidi="es_ES"/>
         </w:rPr>
-        <w:t xml:space="preserve"> ¡Ciudad afligida, azotada por la tempestad y sin consuelo! Pondré tus cimientos de zafiros y haré tus murallas de piedras preciosas.</w:t>
+        <w:t xml:space="preserve"> »¡Ciudad afligida, azotada por la tempestad y sin consuelo! Pondré tus cimientos de zafiros y haré tus murallas de piedras preciosas.</w:t>
       </w:r>
     </w:p>
     <w:p>
@@ -22965,7 +22965,7 @@
         <w:rPr>
           <w:lang w:val="es_ES" w:bidi="es_ES"/>
         </w:rPr>
-        <w:t xml:space="preserve"> Pero ninguna arma forjada contra ti tendrá éxito. Toda lengua que te acuse en juicio será condenada. Esta es la herencia de los siervos del Señor. Esta es la victoria que les doy, dice el Señor.</w:t>
+        <w:t xml:space="preserve"> Pero ninguna arma forjada contra ti tendrá éxito. Toda lengua que te acuse en juicio será condenada. Esta es la herencia de los siervos del Señor. Esta es la victoria que les doy.</w:t>
       </w:r>
     </w:p>
     <w:p>
@@ -23002,7 +23002,7 @@
         <w:rPr>
           <w:lang w:val="es_ES" w:bidi="es_ES"/>
         </w:rPr>
-        <w:t xml:space="preserve"> Los que tienen sed, vengan a las aguas. El que no tenga dinero, venga de todos modos, compre y coma. Vengan, compren vino y leche sin dinero y sin costo alguno.</w:t>
+        <w:t xml:space="preserve"> Dice el Señor:—Los que tienen sed, vengan a las aguas. El que no tenga dinero, venga de todos modos, compre y coma. Vengan, compren vino y leche sin dinero y sin costo alguno.</w:t>
       </w:r>
     </w:p>
     <w:p>
@@ -23149,7 +23149,7 @@
         <w:rPr>
           <w:lang w:val="es_ES" w:bidi="es_ES"/>
         </w:rPr>
-        <w:t xml:space="preserve"> Mis pensamientos no son como los de ustedes, ni mis caminos son como los de ustedes.</w:t>
+        <w:t xml:space="preserve"> Dice el Señor:—Mis pensamientos no son como los de ustedes, ni mis caminos son como los de ustedes.</w:t>
       </w:r>
     </w:p>
     <w:p>
@@ -23170,7 +23170,7 @@
         <w:rPr>
           <w:lang w:val="es_ES" w:bidi="es_ES"/>
         </w:rPr>
-        <w:t xml:space="preserve"> Porque así como el cielo es más alto que la tierra, así mis caminos son más altos que los de ustedes, y mis pensamientos más altos que los suyos.</w:t>
+        <w:t xml:space="preserve"> Así como el cielo es más alto que la tierra, así mis caminos son más altos que los de ustedes, y mis pensamientos más altos que los suyos.</w:t>
       </w:r>
     </w:p>
     <w:p>
@@ -23191,7 +23191,7 @@
         <w:rPr>
           <w:lang w:val="es_ES" w:bidi="es_ES"/>
         </w:rPr>
-        <w:t xml:space="preserve"> Así como la lluvia y la nieve descienden del cielo y no vuelven allá sin haber regado la tierra, haciéndola germinar y florecer para que dé semilla al sembrador y pan al que tiene hambre,</w:t>
+        <w:t xml:space="preserve"> La lluvia y la nieve descienden del cielo y no vuelven allá sin haber regado la tierra. La hacen germinar y florecer para que dé semilla al sembrador y pan al que tiene hambre.</w:t>
       </w:r>
     </w:p>
     <w:p>
@@ -23212,7 +23212,7 @@
         <w:rPr>
           <w:lang w:val="es_ES" w:bidi="es_ES"/>
         </w:rPr>
-        <w:t xml:space="preserve"> así es mi palabra. La envío y nunca vuelve vacía. Lleva a cabo todo lo que yo quiero y prospera en todo aquello para lo que la envío.</w:t>
+        <w:t xml:space="preserve"> Es así con mi palabra. La envío y nunca vuelve vacía. Lleva a cabo todo lo que yo quiero y prospera en todo aquello para lo que la envío.</w:t>
       </w:r>
     </w:p>
     <w:p>
@@ -23254,7 +23254,7 @@
         <w:rPr>
           <w:lang w:val="es_ES" w:bidi="es_ES"/>
         </w:rPr>
-        <w:t xml:space="preserve"> En lugar de espinos crecerán cipreses;en lugar de zarzas crecerán mirtos.Esto engrandecerá el nombre del Señor y será señal eterna de su poder y su amor.</w:t>
+        <w:t xml:space="preserve"> En lugar de espinos crecerán cipreses; en lugar de zarzas crecerán mirtos. Esto engrandecerá el nombre del Señor y será señal eterna de su poder y su amor.</w:t>
       </w:r>
     </w:p>
     <w:p>
@@ -23291,7 +23291,7 @@
         <w:rPr>
           <w:lang w:val="es_ES" w:bidi="es_ES"/>
         </w:rPr>
-        <w:t xml:space="preserve"> Practiquen la justicia y hagan lo que es correcto, dice el Señor, porque mi salvación está cerca y pronto revelaré mi justicia.</w:t>
+        <w:t xml:space="preserve"> Dice el Señor:—Practiquen la justicia y hagan lo que es correcto, porque mi salvación está cerca y pronto revelaré mi justicia.</w:t>
       </w:r>
     </w:p>
     <w:p>
@@ -23312,7 +23312,7 @@
         <w:rPr>
           <w:lang w:val="es_ES" w:bidi="es_ES"/>
         </w:rPr>
-        <w:t xml:space="preserve"> Feliz el que hace esto y se mantiene firme en ello: el que respeta el sábado sin profanarlo y se abstiene de hacer el mal.</w:t>
+        <w:t xml:space="preserve"> Feliz el que hace esto y se mantiene firme en ello. Feliz el que respeta el sábado sin profanarlo y se abstiene de hacer el mal.</w:t>
       </w:r>
     </w:p>
     <w:p>
@@ -23333,7 +23333,7 @@
         <w:rPr>
           <w:lang w:val="es_ES" w:bidi="es_ES"/>
         </w:rPr>
-        <w:t xml:space="preserve"> Ningún extranjero que se haya unido al Señor debe decir: «El Señor me excluirá de su pueblo». Tampoco debe decir el eunuco: «Soy solo un árbol seco».</w:t>
+        <w:t xml:space="preserve"> Ningún extranjero que se haya unido al Señor debe decir:—El Señor me excluirá de su pueblo. Tampoco debe decir el eunuco: —Soy solo un árbol seco.</w:t>
       </w:r>
     </w:p>
     <w:p>
@@ -23354,7 +23354,7 @@
         <w:rPr>
           <w:lang w:val="es_ES" w:bidi="es_ES"/>
         </w:rPr>
-        <w:t xml:space="preserve"> A los eunucos que respetan mis sábados, me son fieles y obedecen mis mandatos les digo que</w:t>
+        <w:t xml:space="preserve"> El Señor dice:—A los eunucos que respetan mis sábados, me son fieles y obedecen mis mandatos, les digo lo siguiente.</w:t>
       </w:r>
     </w:p>
     <w:p>
@@ -23375,7 +23375,7 @@
         <w:rPr>
           <w:lang w:val="es_ES" w:bidi="es_ES"/>
         </w:rPr>
-        <w:t xml:space="preserve"> les concederé que en mi templo y dentro de mis muros tendrán grabado su nombre para siempre. Eso será mejor que tener hijos e hijas.</w:t>
+        <w:t xml:space="preserve"> Les concederé que en mi templo y dentro de mis muros tendrán grabado su nombre para siempre. Eso será mejor que tener hijos e hijas.</w:t>
       </w:r>
     </w:p>
     <w:p>
@@ -23396,7 +23396,7 @@
         <w:rPr>
           <w:lang w:val="es_ES" w:bidi="es_ES"/>
         </w:rPr>
-        <w:t xml:space="preserve"> En cuanto a los extranjeros, aquellos que se unan al pueblo del Señor, le sirvan, amen su nombre, sean sus siervos, no profanen el sábado y sigan firmes en su pacto,</w:t>
+        <w:t xml:space="preserve"> Hay extranjeros que se unen al pueblo del Señor, le sirven, aman su nombre, son sus siervos, no profanan el sábado y siguen firmes en su pacto. A ellos</w:t>
       </w:r>
     </w:p>
     <w:p>
@@ -23417,7 +23417,7 @@
         <w:rPr>
           <w:lang w:val="es_ES" w:bidi="es_ES"/>
         </w:rPr>
-        <w:t xml:space="preserve"> también los llevaré a mi monte santo y los llenaré de alegría en mi casa de oración. Aceptaré sus ofrendas quemadas y sus sacrificios en mi altar, porque mi templo será llamado casa de oración para todos los pueblos.</w:t>
+        <w:t xml:space="preserve"> también los llevaré a mi monte santo y los llenaré de alegría en mi casa de oración. Aceptaré sus ofrendas quemadas y sus sacrificios en mi altar. Mi templo será llamado casa de oración para todos los pueblos.</w:t>
       </w:r>
     </w:p>
     <w:p>
@@ -23438,7 +23438,7 @@
         <w:rPr>
           <w:lang w:val="es_ES" w:bidi="es_ES"/>
         </w:rPr>
-        <w:t xml:space="preserve"> El Señor, que reúne a los desterrados de Israel, dice: «Reuniré a otros además de los que ya he reunido».</w:t>
+        <w:t xml:space="preserve"> El Señor, que reúne a los desterrados de Israel, dice:—Reuniré a otros además de los que ya he reunido.</w:t>
       </w:r>
     </w:p>
     <w:p>
@@ -23601,7 +23601,7 @@
         <w:rPr>
           <w:lang w:val="es_ES" w:bidi="es_ES"/>
         </w:rPr>
-        <w:t xml:space="preserve"> Pero ustedes, ¡acérquense, hijos de hechicera, descendientes de adúltero y prostituta!</w:t>
+        <w:t xml:space="preserve"> Dice el Señor:—Pero ustedes, ¡acérquense, hijos de hechicera, descendientes de adúltero y prostituta!</w:t>
       </w:r>
     </w:p>
     <w:p>
@@ -23748,7 +23748,7 @@
         <w:rPr>
           <w:lang w:val="es_ES" w:bidi="es_ES"/>
         </w:rPr>
-        <w:t xml:space="preserve"> Te cansaste con tanto ir y venir, pero nunca dijiste: «Ya no puedo más». Encontraste nuevas fuerzas y por eso no te debilitaste.</w:t>
+        <w:t xml:space="preserve"> Te cansaste con tanto ir y venir, pero nunca dijiste: "Ya no puedo más". Encontraste nuevas fuerzas y por eso no te debilitaste.</w:t>
       </w:r>
     </w:p>
     <w:p>
@@ -23769,7 +23769,7 @@
         <w:rPr>
           <w:lang w:val="es_ES" w:bidi="es_ES"/>
         </w:rPr>
-        <w:t xml:space="preserve"> ¿A quién temes y respetas tanto que me has sido infiel? ¿Por qué no te acuerdas de mí ni piensas en mí? ¿Será que he guardado silencio por tanto tiempo y por eso no me temes?</w:t>
+        <w:t xml:space="preserve"> »¿A quién temes y respetas tanto que me has sido infiel? ¿Por qué no te acuerdas de mí ni piensas en mí? ¿Será que he guardado silencio por tanto tiempo y por eso no me temes?</w:t>
       </w:r>
     </w:p>
     <w:p>
@@ -23832,7 +23832,7 @@
         <w:rPr>
           <w:lang w:val="es_ES" w:bidi="es_ES"/>
         </w:rPr>
-        <w:t xml:space="preserve"> Y se dirá: ¡Construyan el camino, quiten los obstáculos, preparen un camino glorioso para mi pueblo que regresa del cautiverio!</w:t>
+        <w:t xml:space="preserve"> Dice el Señor: —¡Construyan el camino, quiten los obstáculos, preparen un camino glorioso para mi pueblo que regresa del cautiverio!</w:t>
       </w:r>
     </w:p>
     <w:p>
@@ -23874,7 +23874,7 @@
         <w:rPr>
           <w:lang w:val="es_ES" w:bidi="es_ES"/>
         </w:rPr>
-        <w:t xml:space="preserve"> Porque no lucharé contra ustedes para siempre, ni estaré enojado con ustedes para siempre. Si así fuera, el espíritu del ser humano desfallecería delante de mí, el aliento de vida que yo he creado.</w:t>
+        <w:t xml:space="preserve"> No lucharé contra ustedes para siempre, ni estaré enojado con ustedes para siempre. Si así fuera, el espíritu del ser humano desfallecería delante de mí, el aliento de vida que yo he creado.</w:t>
       </w:r>
     </w:p>
     <w:p>
@@ -23895,7 +23895,7 @@
         <w:rPr>
           <w:lang w:val="es_ES" w:bidi="es_ES"/>
         </w:rPr>
-        <w:t xml:space="preserve"> Por su codicia estuve airado y castigué y di la espalda a mi pueblo, pero siguió por su propio camino, haciendo lo que su malvado corazón deseaba.</w:t>
+        <w:t xml:space="preserve"> Por su codicia estuve airado. Castigué y di la espalda a mi pueblo. Pero siguió por su propio camino, haciendo lo que su malvado corazón deseaba.</w:t>
       </w:r>
     </w:p>
     <w:p>
@@ -23937,7 +23937,7 @@
         <w:rPr>
           <w:lang w:val="es_ES" w:bidi="es_ES"/>
         </w:rPr>
-        <w:t xml:space="preserve"> les haré cantar esta alabanza: ¡Paz, paz para los que están lejos y para los que están cerca! Yo los sanaré.</w:t>
+        <w:t xml:space="preserve"> les haré cantar esta alabanza: "¡Paz, paz para los que están lejos y para los que están cerca!". Yo los sanaré.</w:t>
       </w:r>
     </w:p>
     <w:p>
@@ -23979,7 +23979,7 @@
         <w:rPr>
           <w:lang w:val="es_ES" w:bidi="es_ES"/>
         </w:rPr>
-        <w:t xml:space="preserve"> No hay paz para los malvados, dice mi Dios.</w:t>
+        <w:t xml:space="preserve"> No hay paz para los malvados. Lo dice mi Dios.</w:t>
       </w:r>
     </w:p>
     <w:p>
@@ -24016,7 +24016,7 @@
         <w:rPr>
           <w:lang w:val="es_ES" w:bidi="es_ES"/>
         </w:rPr>
-        <w:t xml:space="preserve"> Grita con todas tus fuerzas, alza tu voz como trompeta. No te contengas. Denuncia a mi pueblo su rebelión y a los descendientes de Jacob sus pecados.</w:t>
+        <w:t xml:space="preserve"> Dice el Señor:—Grita con todas tus fuerzas, alza tu voz como trompeta. No te contengas. Denuncia a mi pueblo su rebelión y a los descendientes de Jacob sus pecados.</w:t>
       </w:r>
     </w:p>
     <w:p>
@@ -24058,7 +24058,7 @@
         <w:rPr>
           <w:lang w:val="es_ES" w:bidi="es_ES"/>
         </w:rPr>
-        <w:t xml:space="preserve"> Incluso dicen: «¿Por qué ayunamos si no lo notas? ¿Por qué nos humillamos si no te fijas?». Pero miren, el día que ayunan hacen lo que quieren y explotan a sus trabajadores.</w:t>
+        <w:t xml:space="preserve"> Incluso dicen: "¿Por qué ayunamos si no lo notas? ¿Por qué nos humillamos si no te fijas?". »Pero miren, el día que ayunan hacen lo que quieren y explotan a sus trabajadores.</w:t>
       </w:r>
     </w:p>
     <w:p>
@@ -24100,7 +24100,7 @@
         <w:rPr>
           <w:lang w:val="es_ES" w:bidi="es_ES"/>
         </w:rPr>
-        <w:t xml:space="preserve"> ¿Acaso es este el ayuno que he escogido: un día en que el hombre se humille, incline la cabeza como un junco y se acueste sobre ropa áspera y ceniza? ¿A eso llaman ayuno, un día agradable al Señor?</w:t>
+        <w:t xml:space="preserve"> ¿Acaso es este el ayuno que he escogido: un día en que una persona se humille, incline la cabeza como un junco y se acueste sobre ropa áspera y ceniza? ¿A eso llaman ayuno, un día agradable al Señor?</w:t>
       </w:r>
     </w:p>
     <w:p>
@@ -24163,7 +24163,7 @@
         <w:rPr>
           <w:lang w:val="es_ES" w:bidi="es_ES"/>
         </w:rPr>
-        <w:t xml:space="preserve"> Si eso haces, tu luz despuntará como el alba, y tu sanidad brotará rápidamente. Tu justicia irá delante de ti, y la gloria del Señor te seguirá.</w:t>
+        <w:t xml:space="preserve"> »Si eso haces, tu luz despuntará como el alba, y tu sanidad brotará rápidamente. Tu justicia irá delante de ti, y la gloria del Señor te seguirá.</w:t>
       </w:r>
     </w:p>
     <w:p>
@@ -24184,7 +24184,7 @@
         <w:rPr>
           <w:lang w:val="es_ES" w:bidi="es_ES"/>
         </w:rPr>
-        <w:t xml:space="preserve"> Entonces clamarás, y el Señor responderá; pedirás ayuda, y él dirá: «Aquí estoy». Si quitas de en medio de ti el yugo de opresión, el dedo acusador y la palabra maligna,</w:t>
+        <w:t xml:space="preserve"> Entonces clamarás, y el Señor responderá; pedirás ayuda, y él dirá: "Aquí estoy". Quita de en medio de ti el yugo de opresión, el dedo acusador y la palabra maligna.</w:t>
       </w:r>
     </w:p>
     <w:p>
@@ -24205,7 +24205,7 @@
         <w:rPr>
           <w:lang w:val="es_ES" w:bidi="es_ES"/>
         </w:rPr>
-        <w:t xml:space="preserve"> si alimentas al hambriento y satisfaces las necesidades del afligido, entonces tu luz resplandecerá en las tinieblas, y tu oscuridad será como el mediodía.</w:t>
+        <w:t xml:space="preserve"> Alimenta al hambriento y satisface las necesidades del afligido. Si eso haces, entonces tu luz resplandecerá en las tinieblas, y tu oscuridad será como el mediodía.</w:t>
       </w:r>
     </w:p>
     <w:p>
@@ -24268,7 +24268,7 @@
         <w:rPr>
           <w:lang w:val="es_ES" w:bidi="es_ES"/>
         </w:rPr>
-        <w:t xml:space="preserve"> Si respetas el sábado y no haces negocios en mi día sagrado, si llamas delicia al sábado y consideras digno de honra el día santo del Señor, si lo honras y no te dedicas a tus propios asuntos, a buscar tu propio placer y a hablar de cosas inútiles,</w:t>
+        <w:t xml:space="preserve"> »Respeta el sábado y no hagas negocios en mi día sagrado. Llama delicia al sábado y considera digno de honra el día santo del Señor. Hónralo y no te dediques a tus propios asuntos, a buscar tu propio placer y a hablar de cosas inútiles.</w:t>
       </w:r>
     </w:p>
     <w:p>
@@ -24289,7 +24289,7 @@
         <w:rPr>
           <w:lang w:val="es_ES" w:bidi="es_ES"/>
         </w:rPr>
-        <w:t xml:space="preserve"> entonces te deleitarás en el Señor. Él te hará cabalgar sobre las alturas de la tierra y te alimentará con la herencia de tu padre Jacob. El Señor lo ha dicho.</w:t>
+        <w:t xml:space="preserve"> Si eso haces, entonces te deleitarás en el Señor. Él te hará cabalgar sobre las alturas de la tierra y te alimentará con la herencia de tu padre Jacob. El Señor lo ha dicho.</w:t>
       </w:r>
     </w:p>
     <w:p>
@@ -24557,7 +24557,7 @@
         <w:rPr>
           <w:lang w:val="es_ES" w:bidi="es_ES"/>
         </w:rPr>
-        <w:t xml:space="preserve"> Nuestras transgresiones se han multiplicado delante de ti, y nuestros pecados testifican contra nosotros. Nuestras rebeliones están con nosotros, y conocemos nuestras maldades:</w:t>
+        <w:t xml:space="preserve"> Nuestras transgresiones se han multiplicado delante de ti, y nuestros pecados testifican contra nosotros. Nuestras rebeliones están con nosotros, y conocemos nuestras maldades.</w:t>
       </w:r>
     </w:p>
     <w:p>
@@ -24578,7 +24578,7 @@
         <w:rPr>
           <w:lang w:val="es_ES" w:bidi="es_ES"/>
         </w:rPr>
-        <w:t xml:space="preserve"> hemos sido rebeldes y hemos negado al Señor; nos hemos apartado de nuestro Dios. Hemos favorecido la opresión y la rebelión; hemos concebido y pronunciado desde el corazón palabras de mentira.</w:t>
+        <w:t xml:space="preserve"> Hemos sido rebeldes y hemos negado al Señor; nos hemos apartado de nuestro Dios. Hemos favorecido la opresión y la rebelión; hemos concebido y pronunciado desde el corazón palabras de mentira.</w:t>
       </w:r>
     </w:p>
     <w:p>
@@ -24704,7 +24704,7 @@
         <w:rPr>
           <w:lang w:val="es_ES" w:bidi="es_ES"/>
         </w:rPr>
-        <w:t xml:space="preserve"> Entonces las naciones temerán el nombre del Señor, y todos los reyes de la tierra temerán su gloria. Porque vendrá como un río caudaloso impulsado por el viento del Señor.</w:t>
+        <w:t xml:space="preserve"> Entonces las naciones temerán el nombre del Señor, y todos los reyes de la tierra temerán su gloria. Vendrá como un río caudaloso impulsado por el viento del Señor.</w:t>
       </w:r>
     </w:p>
     <w:p>
@@ -24746,7 +24746,7 @@
         <w:rPr>
           <w:lang w:val="es_ES" w:bidi="es_ES"/>
         </w:rPr>
-        <w:t xml:space="preserve"> El Señor dice:—Este es el pacto que hago con ustedes: mi Espíritu que está sobre ustedes y mis palabras que he puesto en su boca no se apartarán de ustedes, ni de sus hijos, ni de los hijos de sus hijos, desde ahora y para siempre.</w:t>
+        <w:t xml:space="preserve"> El Señor dice:—Este es el pacto que hago con ustedes. Mi Espíritu que está sobre ustedes y mis palabras que he puesto en su boca no se apartarán de ustedes, ni de sus hijos, ni de los hijos de sus hijos, desde ahora y para siempre.</w:t>
       </w:r>
     </w:p>
     <w:p>
@@ -24783,7 +24783,7 @@
         <w:rPr>
           <w:lang w:val="es_ES" w:bidi="es_ES"/>
         </w:rPr>
-        <w:t xml:space="preserve"> ¡Levántate, resplandece, porque ha llegado tu luz!La gloria del Señor brilla sobre ti.</w:t>
+        <w:t xml:space="preserve"> ¡Levántate, resplandece, porque ha llegado tu luz! La gloria del Señor brilla sobre ti.</w:t>
       </w:r>
     </w:p>
     <w:p>
@@ -24909,7 +24909,7 @@
         <w:rPr>
           <w:lang w:val="es_ES" w:bidi="es_ES"/>
         </w:rPr>
-        <w:t xml:space="preserve"> Todos los rebaños de Cedar se reunirán para ti; los carneros de Nebayot estarán a tu servicio. Serán aceptados como ofrendas en mi altar, y aumentaré la belleza de mi glorioso templo.</w:t>
+        <w:t xml:space="preserve"> Todos los rebaños de Cedar se reunirán para ti; los carneros de Nebayot estarán a tu servicio.Dice el Señor:—Serán aceptados como ofrendas en mi altar, y aumentaré la belleza de mi glorioso templo.</w:t>
       </w:r>
     </w:p>
     <w:p>
@@ -24972,7 +24972,7 @@
         <w:rPr>
           <w:lang w:val="es_ES" w:bidi="es_ES"/>
         </w:rPr>
-        <w:t xml:space="preserve"> Extranjeros vendrán y reconstruirán tus murallas, y sus reyes te servirán. Aunque en mi ira te castigué, ahora en mi bondad tendré compasión de ti.</w:t>
+        <w:t xml:space="preserve"> »Extranjeros vendrán y reconstruirán tus murallas, y sus reyes te servirán. Aunque en mi ira te castigué, ahora en mi bondad tendré compasión de ti.</w:t>
       </w:r>
     </w:p>
     <w:p>
@@ -25014,7 +25014,7 @@
         <w:rPr>
           <w:lang w:val="es_ES" w:bidi="es_ES"/>
         </w:rPr>
-        <w:t xml:space="preserve"> Porque la nación y el reino que no te sirvan serán destruidos; esas naciones serán completamente arrasadas.</w:t>
+        <w:t xml:space="preserve"> La nación y el reino que no te sirvan serán destruidos; esas naciones serán completamente arrasadas.</w:t>
       </w:r>
     </w:p>
     <w:p>
@@ -25035,7 +25035,7 @@
         <w:rPr>
           <w:lang w:val="es_ES" w:bidi="es_ES"/>
         </w:rPr>
-        <w:t xml:space="preserve"> La gloria del Líbano vendrá a ti: cipreses, pinos y abetos juntos adornarán mi santuario. Yo honraré el lugar donde pongo mis pies.</w:t>
+        <w:t xml:space="preserve"> La gloria del Líbano vendrá a ti. Cipreses, pinos y abetos juntos adornarán mi santuario. Yo honraré el lugar donde pongo mis pies.</w:t>
       </w:r>
     </w:p>
     <w:p>
@@ -25077,7 +25077,7 @@
         <w:rPr>
           <w:lang w:val="es_ES" w:bidi="es_ES"/>
         </w:rPr>
-        <w:t xml:space="preserve"> Aunque fuiste abandonada y aborrecida, y nadie pasaba por tus calles, te convertiré en el orgullo eterno y en la alegría de todos tus descendientes.</w:t>
+        <w:t xml:space="preserve"> »Aunque fuiste abandonada y aborrecida, y nadie pasaba por tus calles, te convertiré en el orgullo eterno y en la alegría de todos tus descendientes.</w:t>
       </w:r>
     </w:p>
     <w:p>
@@ -25303,7 +25303,7 @@
         <w:rPr>
           <w:lang w:val="es_ES" w:bidi="es_ES"/>
         </w:rPr>
-        <w:t xml:space="preserve"> A los que están de luto en Sion les dará una corona de belleza en lugar de ceniza, aceite de alegría en lugar de luto y un manto de alabanza en lugar de un espíritu abatido. Serán llamados robles de justicia, plantados por el Señor para manifestar su gloria.</w:t>
+        <w:t xml:space="preserve"> A los que están de luto en Sion les dará una corona de belleza en lugar de ceniza. Les dará aceite de alegría en lugar de luto y un manto de alabanza en lugar de un espíritu abatido. Serán llamados robles de justicia, plantados por el Señor para manifestar su gloria.</w:t>
       </w:r>
     </w:p>
     <w:p>
@@ -25408,7 +25408,7 @@
         <w:rPr>
           <w:lang w:val="es_ES" w:bidi="es_ES"/>
         </w:rPr>
-        <w:t xml:space="preserve"> Porque yo, el Señor, amo la justicia y odio el robo y la injusticia. Les daré su recompensa fielmente y haré con ellos un pacto eterno.</w:t>
+        <w:t xml:space="preserve"> —Yo, el Señor, amo la justicia y odio el robo y la injusticia. Les daré su recompensa fielmente y haré con ellos un pacto eterno.</w:t>
       </w:r>
     </w:p>
     <w:p>
@@ -25613,7 +25613,7 @@
         <w:rPr>
           <w:lang w:val="es_ES" w:bidi="es_ES"/>
         </w:rPr>
-        <w:t xml:space="preserve"> Jerusalén, he puesto centinelas sobre tus muros. Ni de día ni de noche dejarán de clamar. Ustedes que invocan al Señor, no descansen,</w:t>
+        <w:t xml:space="preserve"> Jerusalén, he puesto centinelas sobre tus muros. Ni de día ni de noche dejarán de clamar. Ustedes que invocan al Señor, no descansen.</w:t>
       </w:r>
     </w:p>
     <w:p>
@@ -25634,7 +25634,7 @@
         <w:rPr>
           <w:lang w:val="es_ES" w:bidi="es_ES"/>
         </w:rPr>
-        <w:t xml:space="preserve"> no le den descanso hasta que él reestablezca a Jerusalén y la convierta en alabanza para toda la tierra.</w:t>
+        <w:t xml:space="preserve"> No le den descanso hasta que él reestablezca a Jerusalén y la convierta en alabanza para toda la tierra.</w:t>
       </w:r>
     </w:p>
     <w:p>
@@ -25718,7 +25718,7 @@
         <w:rPr>
           <w:lang w:val="es_ES" w:bidi="es_ES"/>
         </w:rPr>
-        <w:t xml:space="preserve"> Miren, el Señor ha proclamado hasta los confines de la tierra:—Digan a la hija de Sion: «Tu salvador viene. Trae consigo su recompensa y su paga lo acompaña».</w:t>
+        <w:t xml:space="preserve"> Miren, el Señor ha proclamado hasta los confines de la tierra:—Digan a la hija de Sion: "Tu salvador viene. Trae consigo su recompensa y su paga lo acompaña".</w:t>
       </w:r>
     </w:p>
     <w:p>
@@ -25776,7 +25776,7 @@
         <w:rPr>
           <w:lang w:val="es_ES" w:bidi="es_ES"/>
         </w:rPr>
-        <w:t xml:space="preserve"> —¿Quién es este que viene de Edom, de Bosra, con vestiduras de color rojo intenso? ¿Quién es este vestido con esplendor, que avanza con gran fuerza?—Soy yo, que hablo con justicia, poderoso para salvar.</w:t>
+        <w:t xml:space="preserve"> ¿Quién es este que viene de Edom, de Bosra, con vestiduras de color rojo intenso? ¿Quién es este vestido con esplendor, que avanza con gran fuerza?—Soy yo, que hablo con justicia, poderoso para salvar.</w:t>
       </w:r>
     </w:p>
     <w:p>
@@ -25797,7 +25797,7 @@
         <w:rPr>
           <w:lang w:val="es_ES" w:bidi="es_ES"/>
         </w:rPr>
-        <w:t xml:space="preserve"> —¿Por qué tus vestiduras son rojas, como las de alguien que pisa uvas en el lagar?</w:t>
+        <w:t xml:space="preserve"> ¿Por qué tus vestiduras son rojas, como las de alguien que pisa uvas en el lagar?</w:t>
       </w:r>
     </w:p>
     <w:p>
@@ -25839,7 +25839,7 @@
         <w:rPr>
           <w:lang w:val="es_ES" w:bidi="es_ES"/>
         </w:rPr>
-        <w:t xml:space="preserve"> Porque ha llegado el día de mi venganza; ha llegado el año de mi redención.</w:t>
+        <w:t xml:space="preserve"> Ha llegado el día de mi venganza; ha llegado el año de mi redención.</w:t>
       </w:r>
     </w:p>
     <w:p>
@@ -26459,7 +26459,7 @@
         <w:rPr>
           <w:lang w:val="es_ES" w:bidi="es_ES"/>
         </w:rPr>
-        <w:t xml:space="preserve"> Gente que nunca antes preguntó por mí ahora me busca. Naciones que nunca antes me buscaron ahora me encuentran. A un pueblo que no invocaba mi nombre le dije: «Aquí estoy, aquí estoy».</w:t>
+        <w:t xml:space="preserve"> Dice el Señor:—Gente que nunca antes preguntó por mí ahora me busca. Naciones que nunca antes me buscaron ahora me encuentran. A un pueblo que no invocaba mi nombre le dije: "Aquí estoy, aquí estoy".</w:t>
       </w:r>
     </w:p>
     <w:p>
@@ -26543,7 +26543,7 @@
         <w:rPr>
           <w:lang w:val="es_ES" w:bidi="es_ES"/>
         </w:rPr>
-        <w:t xml:space="preserve"> Pero se dicen unos a otros: «¡No te me acerques, porque me contaminas! Yo soy más santo que tú». Se me hace insoportable, me produce una ira sin remedio.</w:t>
+        <w:t xml:space="preserve"> Pero se dicen unos a otros: "¡No te me acerques, porque me contaminas! Yo soy más santo que tú". Se me hace insoportable, me produce una ira sin remedio.</w:t>
       </w:r>
     </w:p>
     <w:p>
@@ -26564,7 +26564,7 @@
         <w:rPr>
           <w:lang w:val="es_ES" w:bidi="es_ES"/>
         </w:rPr>
-        <w:t xml:space="preserve"> Lo tengo todo escrito, aquí lo tengo: no guardaré silencio, sino que les daré su merecido. Sí, les pagaré por completo,</w:t>
+        <w:t xml:space="preserve"> »Lo tengo todo escrito, aquí lo tengo. No guardaré silencio, sino que les daré su merecido. Sí, les pagaré por completo,</w:t>
       </w:r>
     </w:p>
     <w:p>
@@ -26585,7 +26585,7 @@
         <w:rPr>
           <w:lang w:val="es_ES" w:bidi="es_ES"/>
         </w:rPr>
-        <w:t xml:space="preserve"> tanto por sus propios pecados como por los pecados de sus antepasados, dice el Señor, porque ellos también quemaron incienso en los montes y me ofendieron en las colinas. Les daré su merecido por completo.</w:t>
+        <w:t xml:space="preserve"> tanto por sus propios pecados como por los pecados de sus antepasados, porque ellos también quemaron incienso en los montes y me ofendieron en las colinas. Les daré su merecido por completo.</w:t>
       </w:r>
     </w:p>
     <w:p>
@@ -26606,7 +26606,7 @@
         <w:rPr>
           <w:lang w:val="es_ES" w:bidi="es_ES"/>
         </w:rPr>
-        <w:t xml:space="preserve"> Así dice el Señor: Así como en un racimo de uvas hay algunas buenas y alguien dice: «¡No lo destruyas todo! Hay uvas buenas ahí», así también yo no destruiré a todo Israel.</w:t>
+        <w:t xml:space="preserve"> Así dice el Señor:—Así como en un racimo de uvas hay algunas buenas y alguien dice: "¡No lo destruyas todo! Hay uvas buenas ahí", así también yo no destruiré a todo Israel.</w:t>
       </w:r>
     </w:p>
     <w:p>
@@ -26627,7 +26627,7 @@
         <w:rPr>
           <w:lang w:val="es_ES" w:bidi="es_ES"/>
         </w:rPr>
-        <w:t xml:space="preserve"> Sacaré descendencia de Jacob, y de Judá herederos de mis montes. Mis escogidos los heredarán y me servirán allí.</w:t>
+        <w:t xml:space="preserve"> Sacaré descendencia de Jacob, y de Judá habrá herederos de mis montes. Mis escogidos los heredarán y me servirán allí.</w:t>
       </w:r>
     </w:p>
     <w:p>
@@ -26669,7 +26669,7 @@
         <w:rPr>
           <w:lang w:val="es_ES" w:bidi="es_ES"/>
         </w:rPr>
-        <w:t xml:space="preserve"> Pero ustedes que han abandonado al Señor y se han olvidado de mi monte sagrado, que preparan una mesa para el dios de la fortuna y llenan copas de vino mezclado para el dios del destino,</w:t>
+        <w:t xml:space="preserve"> »Pero ustedes han abandonado al Señor y se han olvidado de mi monte sagrado. Preparan una mesa para el dios de la fortuna y llenan copas de vino mezclado para el dios del destino.</w:t>
       </w:r>
     </w:p>
     <w:p>
@@ -26690,7 +26690,7 @@
         <w:rPr>
           <w:lang w:val="es_ES" w:bidi="es_ES"/>
         </w:rPr>
-        <w:t xml:space="preserve"> yo los destinaré a la espada y todos ustedes caerán en la matanza, porque cuando llamé, no respondieron; cuando hablé, no escucharon. Hicieron lo que es malo ante mis ojos y eligieron lo que me desagrada.</w:t>
+        <w:t xml:space="preserve"> A ustedes yo los destinaré a la espada y todos ustedes caerán en la matanza, porque cuando llamé, no respondieron. Cuando hablé, no escucharon. Hicieron lo que es malo ante mis ojos y eligieron lo que me desagrada.</w:t>
       </w:r>
     </w:p>
     <w:p>
@@ -26711,7 +26711,7 @@
         <w:rPr>
           <w:lang w:val="es_ES" w:bidi="es_ES"/>
         </w:rPr>
-        <w:t xml:space="preserve"> Por eso, así dice el Señor Dios:Mis siervos comerán, pero ustedes pasarán hambre; mis siervos beberán, pero ustedes tendrán sed; mis siervos se alegrarán, pero ustedes serán avergonzados;</w:t>
+        <w:t xml:space="preserve"> Por eso, así dice el Señor Dios:—Mis siervos comerán, pero ustedes pasarán hambre. Mis siervos beberán, pero ustedes tendrán sed. Mis siervos se alegrarán, pero ustedes serán avergonzados.</w:t>
       </w:r>
     </w:p>
     <w:p>
@@ -26732,7 +26732,7 @@
         <w:rPr>
           <w:lang w:val="es_ES" w:bidi="es_ES"/>
         </w:rPr>
-        <w:t xml:space="preserve"> mis siervos cantarán de alegría, pero ustedes clamarán con dolor de corazón y gemirán con espíritu quebrantado.</w:t>
+        <w:t xml:space="preserve"> Mis siervos cantarán de alegría, pero ustedes clamarán con dolor de corazón y gemirán con espíritu quebrantado.</w:t>
       </w:r>
     </w:p>
     <w:p>
@@ -26774,7 +26774,7 @@
         <w:rPr>
           <w:lang w:val="es_ES" w:bidi="es_ES"/>
         </w:rPr>
-        <w:t xml:space="preserve"> Quien invoque una bendición en la tierra lo hará en el nombre del Dios fiel, y quien jure en la tierra lo hará por el Dios fiel, porque las angustias del pasado serán olvidadas y estarán ocultas de mis ojos.</w:t>
+        <w:t xml:space="preserve"> Quien invoque una bendición en la tierra lo hará en el nombre del Dios fiel. Quien jure en la tierra lo hará por el Dios fiel, porque las angustias del pasado serán olvidadas y estarán ocultas de mis ojos.</w:t>
       </w:r>
     </w:p>
     <w:p>
@@ -26795,7 +26795,7 @@
         <w:rPr>
           <w:lang w:val="es_ES" w:bidi="es_ES"/>
         </w:rPr>
-        <w:t xml:space="preserve"> Miren, voy a crear un cielo nuevo y una tierra nueva. Las cosas del pasado no volverán a recordarse ni vendrán a la mente.</w:t>
+        <w:t xml:space="preserve"> »Miren, voy a crear un cielo nuevo y una tierra nueva. Las cosas del pasado no volverán a recordarse ni vendrán a la mente.</w:t>
       </w:r>
     </w:p>
     <w:p>
@@ -26858,7 +26858,7 @@
         <w:rPr>
           <w:lang w:val="es_ES" w:bidi="es_ES"/>
         </w:rPr>
-        <w:t xml:space="preserve"> Allí no habrá bebés que mueran a los pocos días ni ancianos que no completen sus años. El que muera a los 100 años será considerado joven, y el que no llegue a los 100 será considerado maldito.</w:t>
+        <w:t xml:space="preserve"> »Allí no habrá bebés que mueran a los pocos días ni ancianos que no completen sus años. El que muera a los 100 años será considerado joven, y el que no llegue a los 100 será considerado maldito.</w:t>
       </w:r>
     </w:p>
     <w:p>
@@ -26942,7 +26942,7 @@
         <w:rPr>
           <w:lang w:val="es_ES" w:bidi="es_ES"/>
         </w:rPr>
-        <w:t xml:space="preserve"> El lobo y el cordero comerán juntos; el león se alimentará de paja como el buey, y la serpiente comerá polvo. No habrá quien cause daño ni destrucción en todo mi monte sagrado, dice el Señor.</w:t>
+        <w:t xml:space="preserve"> El lobo y el cordero comerán juntos; el león se alimentará de paja como el buey, y la serpiente comerá polvo. No habrá quien cause daño ni destrucción en todo mi monte sagrado.Lo dice el Señor.</w:t>
       </w:r>
     </w:p>
     <w:p>
@@ -27000,7 +27000,7 @@
         <w:rPr>
           <w:lang w:val="es_ES" w:bidi="es_ES"/>
         </w:rPr>
-        <w:t xml:space="preserve"> Mis manos hicieron todas estas cosas; así llegaron a existir, dice el Señor. Pero me fijo en el humilde y contrito de espíritu, en el que tiembla ante mi palabra.</w:t>
+        <w:t xml:space="preserve"> Mis manos hicieron todas estas cosas; así llegaron a existir. Me fijo en el humilde y contrito de espíritu, en el que tiembla ante mi palabra.</w:t>
       </w:r>
     </w:p>
     <w:p>
@@ -27021,7 +27021,7 @@
         <w:rPr>
           <w:lang w:val="es_ES" w:bidi="es_ES"/>
         </w:rPr>
-        <w:t xml:space="preserve"> Sacrificar un toro es como matar a un hombre; ofrecer un cordero es como desnucar un perro; presentar una ofrenda de grano es como ofrecer sangre de cerdo; quemar incienso es como adorar a un ídolo. Ellos escogieron sus propios caminos y se deleitan en sus abominaciones.</w:t>
+        <w:t xml:space="preserve"> Pero otros sacrifican un toro, y es como que matan a un ser humano. Ofrecen un cordero, y es como que desnucan un perro. Presentan una ofrenda de grano, y es como ofrecer sangre de cerdo. Queman incienso, y es como adorar a un ídolo. Ellos escogieron sus propios caminos y se deleitan en sus abominaciones.</w:t>
       </w:r>
     </w:p>
     <w:p>
@@ -27063,7 +27063,7 @@
         <w:rPr>
           <w:lang w:val="es_ES" w:bidi="es_ES"/>
         </w:rPr>
-        <w:t xml:space="preserve"> Escuchen la palabra del Señor, ustedes que tiemblan ante su palabra:Sus propios hermanos que los odian y los rechazan por causa de mi nombre dicen: «Que el Señor sea glorificado, para que veamos su alegría». Pero ellos serán avergonzados.</w:t>
+        <w:t xml:space="preserve"> Escuchen lo que dice del Señor, ustedes que tiemblan ante su palabra:—Sus propios hermanos que los odian y los rechazan por causa de mi nombre dicen: "Que el Señor sea glorificado, para que veamos su alegría". Pero ellos serán avergonzados.</w:t>
       </w:r>
     </w:p>
     <w:p>
@@ -27294,7 +27294,7 @@
         <w:rPr>
           <w:lang w:val="es_ES" w:bidi="es_ES"/>
         </w:rPr>
-        <w:t xml:space="preserve"> Los que se consagran y se purifican para entrar en los jardines, los que comen carne de cerdo, animales detestables y ratones, todos ellos perecerán juntos, dice el Señor.</w:t>
+        <w:t xml:space="preserve"> Dice el Señor:—Los que se consagran y se purifican para entrar en los jardines, los que comen carne de cerdo, animales detestables y ratones, todos ellos perecerán juntos.</w:t>
       </w:r>
     </w:p>
     <w:p>
@@ -27336,7 +27336,7 @@
         <w:rPr>
           <w:lang w:val="es_ES" w:bidi="es_ES"/>
         </w:rPr>
-        <w:t xml:space="preserve"> Haré una señal entre ellos y enviaré a algunos sobrevivientes a las naciones: a Tarsis, a Put, a Lud (famosa por sus arqueros), a Tubal y a Grecia, a las costas lejanas que no han oído de mí ni han visto mi gloria. Ellos anunciarán mi gloria entre las naciones.</w:t>
+        <w:t xml:space="preserve"> Haré una señal entre ellos y enviaré a algunos sobrevivientes a las naciones. Los enviaré a Tarsis, a Put y a Lud, que es famosa por sus arqueros. Los enviaré a Tubal y a Grecia, a las costas lejanas que no han oído de mí ni han visto mi gloria. Ellos anunciarán mi gloria entre las naciones.</w:t>
       </w:r>
     </w:p>
     <w:p>
@@ -27357,7 +27357,7 @@
         <w:rPr>
           <w:lang w:val="es_ES" w:bidi="es_ES"/>
         </w:rPr>
-        <w:t xml:space="preserve"> Traerán a todos sus hermanos de todas las naciones como ofrenda al Señor. Los traerán en caballos, carros, literas, mulos y camellos a mi monte sagrado de Jerusalén, dice el Señor. Será como cuando los israelitas traen ofrendas de grano en recipientes ceremonialmente limpios al templo del Señor.</w:t>
+        <w:t xml:space="preserve"> Traerán a todos sus hermanos de todas las naciones como ofrenda al Señor. Los traerán en caballos, carros, literas, mulos y camellos a mi monte sagrado de Jerusalén. Será como cuando los israelitas traen ofrendas de grano en recipientes ceremonialmente limpios al templo del Señor.</w:t>
       </w:r>
     </w:p>
     <w:p>
@@ -27378,7 +27378,7 @@
         <w:rPr>
           <w:lang w:val="es_ES" w:bidi="es_ES"/>
         </w:rPr>
-        <w:t xml:space="preserve"> Tomaré a algunos de ellos como sacerdotes y levitas, dice el Señor.</w:t>
+        <w:t xml:space="preserve"> Tomaré a algunos de ellos como sacerdotes y levitas.</w:t>
       </w:r>
     </w:p>
     <w:p>
@@ -27399,7 +27399,7 @@
         <w:rPr>
           <w:lang w:val="es_ES" w:bidi="es_ES"/>
         </w:rPr>
-        <w:t xml:space="preserve"> Así como el cielo nuevo y la tierra nueva que yo haré permanecerán delante de mí, dice el Señor, así permanecerán la descendencia y el nombre de ustedes.</w:t>
+        <w:t xml:space="preserve"> »Así como el cielo nuevo y la tierra nueva que yo haré permanecerán delante de mí, así permanecerán la descendencia y el nombre de ustedes.</w:t>
       </w:r>
     </w:p>
     <w:p>
